--- a/rapport_diagnostic_moteur_dc.docx
+++ b/rapport_diagnostic_moteur_dc.docx
@@ -4,13 +4,7 @@
   <w:body>
     <w:p>
       <w:pPr>
-        <w:spacing w:before="1200" w:after="200"/>
         <w:jc w:val="center"/>
-        <w:rPr>
-          <w:lang w:val="fr-FR"/>
-        </w:rPr>
-      </w:pPr>
-      <w:r>
         <w:rPr>
           <w:b/>
           <w:bCs/>
@@ -19,33 +13,27 @@
           <w:szCs w:val="48"/>
           <w:lang w:val="fr-FR"/>
         </w:rPr>
-        <w:t>RAPPORT DE PROJET DE FIN D'ANNEE II</w:t>
+      </w:pPr>
+      <w:r>
+        <w:rPr>
+          <w:b/>
+          <w:bCs/>
+          <w:color w:val="1F4E79"/>
+          <w:sz w:val="48"/>
+          <w:szCs w:val="48"/>
+          <w:lang w:val="fr-FR"/>
+        </w:rPr>
+        <w:t>Petit rapport sur le 1ere essaie d’entrainement IA</w:t>
       </w:r>
     </w:p>
     <w:p>
       <w:pPr>
-        <w:pBdr>
-          <w:bottom w:val="single" w:sz="12" w:space="0" w:color="2E75B6"/>
-        </w:pBdr>
-        <w:spacing w:after="160"/>
-        <w:jc w:val="center"/>
-        <w:rPr>
-          <w:lang w:val="fr-FR"/>
-        </w:rPr>
-      </w:pPr>
-      <w:r>
-        <w:rPr>
-          <w:color w:val="2E75B6"/>
-          <w:sz w:val="30"/>
-          <w:szCs w:val="30"/>
-          <w:lang w:val="fr-FR"/>
-        </w:rPr>
-        <w:t>Diagnostic Automatique de Moteurs DC 12V par Intelligence Artificielle</w:t>
-      </w:r>
-    </w:p>
-    <w:p>
-      <w:pPr>
-        <w:rPr>
+        <w:rPr>
+          <w:b/>
+          <w:bCs/>
+          <w:color w:val="1F4E79"/>
+          <w:sz w:val="48"/>
+          <w:szCs w:val="48"/>
           <w:lang w:val="fr-FR"/>
         </w:rPr>
       </w:pPr>
@@ -53,25 +41,69 @@
     <w:p>
       <w:pPr>
         <w:rPr>
+          <w:b/>
+          <w:bCs/>
+          <w:color w:val="1F4E79"/>
+          <w:sz w:val="48"/>
+          <w:szCs w:val="48"/>
           <w:lang w:val="fr-FR"/>
         </w:rPr>
       </w:pPr>
     </w:p>
     <w:p>
       <w:pPr>
-        <w:spacing w:before="160" w:after="60"/>
-        <w:jc w:val="center"/>
-        <w:rPr>
+        <w:rPr>
+          <w:b/>
+          <w:bCs/>
+          <w:color w:val="1F4E79"/>
+          <w:sz w:val="48"/>
+          <w:szCs w:val="48"/>
           <w:lang w:val="fr-FR"/>
         </w:rPr>
       </w:pPr>
-      <w:r>
-        <w:rPr>
-          <w:color w:val="404040"/>
-          <w:lang w:val="fr-FR"/>
-        </w:rPr>
-        <w:t>Specialite :</w:t>
-      </w:r>
+    </w:p>
+    <w:p>
+      <w:pPr>
+        <w:rPr>
+          <w:b/>
+          <w:bCs/>
+          <w:color w:val="1F4E79"/>
+          <w:sz w:val="48"/>
+          <w:szCs w:val="48"/>
+          <w:lang w:val="fr-FR"/>
+        </w:rPr>
+      </w:pPr>
+    </w:p>
+    <w:p>
+      <w:pPr>
+        <w:rPr>
+          <w:b/>
+          <w:bCs/>
+          <w:color w:val="1F4E79"/>
+          <w:sz w:val="48"/>
+          <w:szCs w:val="48"/>
+          <w:lang w:val="fr-FR"/>
+        </w:rPr>
+      </w:pPr>
+    </w:p>
+    <w:p>
+      <w:pPr>
+        <w:rPr>
+          <w:b/>
+          <w:bCs/>
+          <w:color w:val="1F4E79"/>
+          <w:sz w:val="48"/>
+          <w:szCs w:val="48"/>
+          <w:lang w:val="fr-FR"/>
+        </w:rPr>
+      </w:pPr>
+    </w:p>
+    <w:p>
+      <w:pPr>
+        <w:rPr>
+          <w:lang w:val="fr-FR"/>
+        </w:rPr>
+      </w:pPr>
     </w:p>
     <w:p>
       <w:pPr>
@@ -83,62 +115,17 @@
       </w:pPr>
       <w:r>
         <w:rPr>
-          <w:b/>
-          <w:bCs/>
-          <w:color w:val="1F4E79"/>
-          <w:sz w:val="24"/>
-          <w:szCs w:val="24"/>
-          <w:lang w:val="fr-FR"/>
-        </w:rPr>
-        <w:t>Systemes Embarques &amp; Intelligence Artificielle</w:t>
-      </w:r>
-    </w:p>
-    <w:p>
-      <w:pPr>
-        <w:rPr>
-          <w:lang w:val="fr-FR"/>
-        </w:rPr>
-      </w:pPr>
-    </w:p>
-    <w:p>
-      <w:pPr>
-        <w:spacing w:before="80" w:after="60"/>
-        <w:jc w:val="center"/>
-        <w:rPr>
-          <w:lang w:val="fr-FR"/>
-        </w:rPr>
-      </w:pPr>
-      <w:r>
-        <w:rPr>
-          <w:b/>
-          <w:bCs/>
-          <w:lang w:val="fr-FR"/>
-        </w:rPr>
-        <w:t>Realise par : Iyed</w:t>
+          <w:color w:val="404040"/>
+          <w:lang w:val="fr-FR"/>
+        </w:rPr>
+        <w:t>Année</w:t>
       </w:r>
       <w:r>
         <w:rPr>
-          <w:b/>
-          <w:bCs/>
-          <w:lang w:val="fr-FR"/>
-        </w:rPr>
-        <w:t xml:space="preserve"> Douggaz</w:t>
-      </w:r>
-    </w:p>
-    <w:p>
-      <w:pPr>
-        <w:spacing w:after="60"/>
-        <w:jc w:val="center"/>
-        <w:rPr>
-          <w:lang w:val="fr-FR"/>
-        </w:rPr>
-      </w:pPr>
-      <w:r>
-        <w:rPr>
           <w:color w:val="404040"/>
           <w:lang w:val="fr-FR"/>
         </w:rPr>
-        <w:t>Annee universitaire : 202</w:t>
+        <w:t xml:space="preserve"> universitaire : 202</w:t>
       </w:r>
       <w:r>
         <w:rPr>
@@ -197,12 +184,6 @@
         <w:gridCol w:w="9026"/>
       </w:tblGrid>
       <w:tr>
-        <w:tblPrEx>
-          <w:tblCellMar>
-            <w:top w:w="0" w:type="dxa"/>
-            <w:bottom w:w="0" w:type="dxa"/>
-          </w:tblCellMar>
-        </w:tblPrEx>
         <w:tc>
           <w:tcPr>
             <w:tcW w:w="0" w:type="auto"/>
@@ -248,7 +229,191 @@
                 <w:szCs w:val="20"/>
                 <w:lang w:val="fr-FR"/>
               </w:rPr>
-              <w:t>Developper un systeme de diagnostic intelligent capable de detecter automatiquement les types de pannes d'un moteur DC 12V a partir de donnees issues de 3 capteurs : courant, tension et vitesse. Comparer 5 a 6 algorithmes de Machine Learning et proposer deux versions complementaires : une basee sur les labels reels du dataset et une basee sur des formules physiques realistes.</w:t>
+              <w:t>Développer</w:t>
+            </w:r>
+            <w:r>
+              <w:rPr>
+                <w:sz w:val="20"/>
+                <w:szCs w:val="20"/>
+                <w:lang w:val="fr-FR"/>
+              </w:rPr>
+              <w:t xml:space="preserve"> un </w:t>
+            </w:r>
+            <w:r>
+              <w:rPr>
+                <w:sz w:val="20"/>
+                <w:szCs w:val="20"/>
+                <w:lang w:val="fr-FR"/>
+              </w:rPr>
+              <w:t>système</w:t>
+            </w:r>
+            <w:r>
+              <w:rPr>
+                <w:sz w:val="20"/>
+                <w:szCs w:val="20"/>
+                <w:lang w:val="fr-FR"/>
+              </w:rPr>
+              <w:t xml:space="preserve"> de diagnostic intelligent capable de </w:t>
+            </w:r>
+            <w:r>
+              <w:rPr>
+                <w:sz w:val="20"/>
+                <w:szCs w:val="20"/>
+                <w:lang w:val="fr-FR"/>
+              </w:rPr>
+              <w:t>détecter</w:t>
+            </w:r>
+            <w:r>
+              <w:rPr>
+                <w:sz w:val="20"/>
+                <w:szCs w:val="20"/>
+                <w:lang w:val="fr-FR"/>
+              </w:rPr>
+              <w:t xml:space="preserve"> automatiquement les types de pannes d'un moteur DC 12V </w:t>
+            </w:r>
+            <w:r>
+              <w:rPr>
+                <w:sz w:val="20"/>
+                <w:szCs w:val="20"/>
+                <w:lang w:val="fr-FR"/>
+              </w:rPr>
+              <w:t>à</w:t>
+            </w:r>
+            <w:r>
+              <w:rPr>
+                <w:sz w:val="20"/>
+                <w:szCs w:val="20"/>
+                <w:lang w:val="fr-FR"/>
+              </w:rPr>
+              <w:t xml:space="preserve"> partir de </w:t>
+            </w:r>
+            <w:r>
+              <w:rPr>
+                <w:sz w:val="20"/>
+                <w:szCs w:val="20"/>
+                <w:lang w:val="fr-FR"/>
+              </w:rPr>
+              <w:t>données</w:t>
+            </w:r>
+            <w:r>
+              <w:rPr>
+                <w:sz w:val="20"/>
+                <w:szCs w:val="20"/>
+                <w:lang w:val="fr-FR"/>
+              </w:rPr>
+              <w:t xml:space="preserve"> issues de 3 capteurs : courant, tension et vitesse. Comparer 5 </w:t>
+            </w:r>
+            <w:r>
+              <w:rPr>
+                <w:sz w:val="20"/>
+                <w:szCs w:val="20"/>
+                <w:lang w:val="fr-FR"/>
+              </w:rPr>
+              <w:t>à</w:t>
+            </w:r>
+            <w:r>
+              <w:rPr>
+                <w:sz w:val="20"/>
+                <w:szCs w:val="20"/>
+                <w:lang w:val="fr-FR"/>
+              </w:rPr>
+              <w:t xml:space="preserve"> 6 algorithmes de Machine Learning et proposer deux versions </w:t>
+            </w:r>
+            <w:r>
+              <w:rPr>
+                <w:sz w:val="20"/>
+                <w:szCs w:val="20"/>
+                <w:lang w:val="fr-FR"/>
+              </w:rPr>
+              <w:t>complémentaires</w:t>
+            </w:r>
+            <w:r>
+              <w:rPr>
+                <w:sz w:val="20"/>
+                <w:szCs w:val="20"/>
+                <w:lang w:val="fr-FR"/>
+              </w:rPr>
+              <w:t xml:space="preserve"> : une </w:t>
+            </w:r>
+            <w:r>
+              <w:rPr>
+                <w:sz w:val="20"/>
+                <w:szCs w:val="20"/>
+                <w:lang w:val="fr-FR"/>
+              </w:rPr>
+              <w:t>basée</w:t>
+            </w:r>
+            <w:r>
+              <w:rPr>
+                <w:sz w:val="20"/>
+                <w:szCs w:val="20"/>
+                <w:lang w:val="fr-FR"/>
+              </w:rPr>
+              <w:t xml:space="preserve"> sur les labels </w:t>
+            </w:r>
+            <w:r>
+              <w:rPr>
+                <w:sz w:val="20"/>
+                <w:szCs w:val="20"/>
+                <w:lang w:val="fr-FR"/>
+              </w:rPr>
+              <w:t>réels</w:t>
+            </w:r>
+            <w:r>
+              <w:rPr>
+                <w:sz w:val="20"/>
+                <w:szCs w:val="20"/>
+                <w:lang w:val="fr-FR"/>
+              </w:rPr>
+              <w:t xml:space="preserve"> du </w:t>
+            </w:r>
+            <w:r>
+              <w:rPr>
+                <w:sz w:val="20"/>
+                <w:szCs w:val="20"/>
+                <w:lang w:val="fr-FR"/>
+              </w:rPr>
+              <w:t>datasheet</w:t>
+            </w:r>
+            <w:r>
+              <w:rPr>
+                <w:sz w:val="20"/>
+                <w:szCs w:val="20"/>
+                <w:lang w:val="fr-FR"/>
+              </w:rPr>
+              <w:t xml:space="preserve"> et une </w:t>
+            </w:r>
+            <w:r>
+              <w:rPr>
+                <w:sz w:val="20"/>
+                <w:szCs w:val="20"/>
+                <w:lang w:val="fr-FR"/>
+              </w:rPr>
+              <w:t>basée</w:t>
+            </w:r>
+            <w:r>
+              <w:rPr>
+                <w:sz w:val="20"/>
+                <w:szCs w:val="20"/>
+                <w:lang w:val="fr-FR"/>
+              </w:rPr>
+              <w:t xml:space="preserve"> sur des formules physiques </w:t>
+            </w:r>
+            <w:r>
+              <w:rPr>
+                <w:sz w:val="20"/>
+                <w:szCs w:val="20"/>
+                <w:lang w:val="fr-FR"/>
+              </w:rPr>
+              <w:t>réalistes</w:t>
+            </w:r>
+            <w:r>
+              <w:rPr>
+                <w:sz w:val="20"/>
+                <w:szCs w:val="20"/>
+                <w:lang w:val="fr-FR"/>
+              </w:rPr>
+              <w:t>.</w:t>
             </w:r>
           </w:p>
         </w:tc>
@@ -298,7 +463,49 @@
           <w:color w:val="000000"/>
           <w:lang w:val="fr-FR"/>
         </w:rPr>
-        <w:t>La maintenance predictive des equipements industriels est un enjeu majeur dans le domaine de l'ingenierie electrique et mecanique. Les moteurs a courant continu (DC) 12V sont largement utilises dans les systemes embarques, la robotique et l'automatisation industrielle. Leur defaillance peut provoquer des arrets de production couteux ou des situations dangereuses.</w:t>
+        <w:t xml:space="preserve">La maintenance </w:t>
+      </w:r>
+      <w:r>
+        <w:rPr>
+          <w:color w:val="000000"/>
+          <w:lang w:val="fr-FR"/>
+        </w:rPr>
+        <w:t>prédictive</w:t>
+      </w:r>
+      <w:r>
+        <w:rPr>
+          <w:color w:val="000000"/>
+          <w:lang w:val="fr-FR"/>
+        </w:rPr>
+        <w:t xml:space="preserve"> des </w:t>
+      </w:r>
+      <w:r>
+        <w:rPr>
+          <w:color w:val="000000"/>
+          <w:lang w:val="fr-FR"/>
+        </w:rPr>
+        <w:t>équipements</w:t>
+      </w:r>
+      <w:r>
+        <w:rPr>
+          <w:color w:val="000000"/>
+          <w:lang w:val="fr-FR"/>
+        </w:rPr>
+        <w:t xml:space="preserve"> industriels est un enjeu majeur dans le domaine de l'</w:t>
+      </w:r>
+      <w:r>
+        <w:rPr>
+          <w:color w:val="000000"/>
+          <w:lang w:val="fr-FR"/>
+        </w:rPr>
+        <w:t>ingénierie</w:t>
+      </w:r>
+      <w:r>
+        <w:rPr>
+          <w:color w:val="000000"/>
+          <w:lang w:val="fr-FR"/>
+        </w:rPr>
+        <w:t xml:space="preserve"> electrique et mecanique. Les moteurs a courant continu (DC) 12V sont largement utilises dans les systemes embarques, la robotique et l'automatisation industrielle. Leur defaillance peut provoquer des arrets de production couteux ou des situations dangereuses.</w:t>
       </w:r>
     </w:p>
     <w:p>
@@ -348,12 +555,6 @@
         <w:gridCol w:w="3826"/>
       </w:tblGrid>
       <w:tr>
-        <w:tblPrEx>
-          <w:tblCellMar>
-            <w:top w:w="0" w:type="dxa"/>
-            <w:bottom w:w="0" w:type="dxa"/>
-          </w:tblCellMar>
-        </w:tblPrEx>
         <w:trPr>
           <w:tblHeader/>
         </w:trPr>
@@ -458,12 +659,6 @@
         </w:tc>
       </w:tr>
       <w:tr>
-        <w:tblPrEx>
-          <w:tblCellMar>
-            <w:top w:w="0" w:type="dxa"/>
-            <w:bottom w:w="0" w:type="dxa"/>
-          </w:tblCellMar>
-        </w:tblPrEx>
         <w:tc>
           <w:tcPr>
             <w:tcW w:w="2600" w:type="dxa"/>
@@ -553,12 +748,6 @@
         </w:tc>
       </w:tr>
       <w:tr>
-        <w:tblPrEx>
-          <w:tblCellMar>
-            <w:top w:w="0" w:type="dxa"/>
-            <w:bottom w:w="0" w:type="dxa"/>
-          </w:tblCellMar>
-        </w:tblPrEx>
         <w:tc>
           <w:tcPr>
             <w:tcW w:w="2600" w:type="dxa"/>
@@ -648,12 +837,6 @@
         </w:tc>
       </w:tr>
       <w:tr>
-        <w:tblPrEx>
-          <w:tblCellMar>
-            <w:top w:w="0" w:type="dxa"/>
-            <w:bottom w:w="0" w:type="dxa"/>
-          </w:tblCellMar>
-        </w:tblPrEx>
         <w:tc>
           <w:tcPr>
             <w:tcW w:w="2600" w:type="dxa"/>
@@ -781,12 +964,6 @@
         <w:gridCol w:w="3826"/>
       </w:tblGrid>
       <w:tr>
-        <w:tblPrEx>
-          <w:tblCellMar>
-            <w:top w:w="0" w:type="dxa"/>
-            <w:bottom w:w="0" w:type="dxa"/>
-          </w:tblCellMar>
-        </w:tblPrEx>
         <w:trPr>
           <w:tblHeader/>
         </w:trPr>
@@ -891,12 +1068,6 @@
         </w:tc>
       </w:tr>
       <w:tr>
-        <w:tblPrEx>
-          <w:tblCellMar>
-            <w:top w:w="0" w:type="dxa"/>
-            <w:bottom w:w="0" w:type="dxa"/>
-          </w:tblCellMar>
-        </w:tblPrEx>
         <w:tc>
           <w:tcPr>
             <w:tcW w:w="2200" w:type="dxa"/>
@@ -980,12 +1151,6 @@
         </w:tc>
       </w:tr>
       <w:tr>
-        <w:tblPrEx>
-          <w:tblCellMar>
-            <w:top w:w="0" w:type="dxa"/>
-            <w:bottom w:w="0" w:type="dxa"/>
-          </w:tblCellMar>
-        </w:tblPrEx>
         <w:tc>
           <w:tcPr>
             <w:tcW w:w="2200" w:type="dxa"/>
@@ -1081,12 +1246,6 @@
         </w:tc>
       </w:tr>
       <w:tr>
-        <w:tblPrEx>
-          <w:tblCellMar>
-            <w:top w:w="0" w:type="dxa"/>
-            <w:bottom w:w="0" w:type="dxa"/>
-          </w:tblCellMar>
-        </w:tblPrEx>
         <w:tc>
           <w:tcPr>
             <w:tcW w:w="2200" w:type="dxa"/>
@@ -1244,12 +1403,6 @@
         <w:gridCol w:w="5026"/>
       </w:tblGrid>
       <w:tr>
-        <w:tblPrEx>
-          <w:tblCellMar>
-            <w:top w:w="0" w:type="dxa"/>
-            <w:bottom w:w="0" w:type="dxa"/>
-          </w:tblCellMar>
-        </w:tblPrEx>
         <w:trPr>
           <w:tblHeader/>
         </w:trPr>
@@ -1321,12 +1474,6 @@
         </w:tc>
       </w:tr>
       <w:tr>
-        <w:tblPrEx>
-          <w:tblCellMar>
-            <w:top w:w="0" w:type="dxa"/>
-            <w:bottom w:w="0" w:type="dxa"/>
-          </w:tblCellMar>
-        </w:tblPrEx>
         <w:tc>
           <w:tcPr>
             <w:tcW w:w="4000" w:type="dxa"/>
@@ -1383,12 +1530,6 @@
         </w:tc>
       </w:tr>
       <w:tr>
-        <w:tblPrEx>
-          <w:tblCellMar>
-            <w:top w:w="0" w:type="dxa"/>
-            <w:bottom w:w="0" w:type="dxa"/>
-          </w:tblCellMar>
-        </w:tblPrEx>
         <w:tc>
           <w:tcPr>
             <w:tcW w:w="4000" w:type="dxa"/>
@@ -1445,12 +1586,6 @@
         </w:tc>
       </w:tr>
       <w:tr>
-        <w:tblPrEx>
-          <w:tblCellMar>
-            <w:top w:w="0" w:type="dxa"/>
-            <w:bottom w:w="0" w:type="dxa"/>
-          </w:tblCellMar>
-        </w:tblPrEx>
         <w:tc>
           <w:tcPr>
             <w:tcW w:w="4000" w:type="dxa"/>
@@ -1507,12 +1642,6 @@
         </w:tc>
       </w:tr>
       <w:tr>
-        <w:tblPrEx>
-          <w:tblCellMar>
-            <w:top w:w="0" w:type="dxa"/>
-            <w:bottom w:w="0" w:type="dxa"/>
-          </w:tblCellMar>
-        </w:tblPrEx>
         <w:tc>
           <w:tcPr>
             <w:tcW w:w="4000" w:type="dxa"/>
@@ -1569,12 +1698,6 @@
         </w:tc>
       </w:tr>
       <w:tr>
-        <w:tblPrEx>
-          <w:tblCellMar>
-            <w:top w:w="0" w:type="dxa"/>
-            <w:bottom w:w="0" w:type="dxa"/>
-          </w:tblCellMar>
-        </w:tblPrEx>
         <w:tc>
           <w:tcPr>
             <w:tcW w:w="4000" w:type="dxa"/>
@@ -1631,12 +1754,6 @@
         </w:tc>
       </w:tr>
       <w:tr>
-        <w:tblPrEx>
-          <w:tblCellMar>
-            <w:top w:w="0" w:type="dxa"/>
-            <w:bottom w:w="0" w:type="dxa"/>
-          </w:tblCellMar>
-        </w:tblPrEx>
         <w:tc>
           <w:tcPr>
             <w:tcW w:w="4000" w:type="dxa"/>
@@ -1725,12 +1842,6 @@
         <w:gridCol w:w="5226"/>
       </w:tblGrid>
       <w:tr>
-        <w:tblPrEx>
-          <w:tblCellMar>
-            <w:top w:w="0" w:type="dxa"/>
-            <w:bottom w:w="0" w:type="dxa"/>
-          </w:tblCellMar>
-        </w:tblPrEx>
         <w:trPr>
           <w:tblHeader/>
         </w:trPr>
@@ -1835,12 +1946,6 @@
         </w:tc>
       </w:tr>
       <w:tr>
-        <w:tblPrEx>
-          <w:tblCellMar>
-            <w:top w:w="0" w:type="dxa"/>
-            <w:bottom w:w="0" w:type="dxa"/>
-          </w:tblCellMar>
-        </w:tblPrEx>
         <w:tc>
           <w:tcPr>
             <w:tcW w:w="2400" w:type="dxa"/>
@@ -1924,12 +2029,6 @@
         </w:tc>
       </w:tr>
       <w:tr>
-        <w:tblPrEx>
-          <w:tblCellMar>
-            <w:top w:w="0" w:type="dxa"/>
-            <w:bottom w:w="0" w:type="dxa"/>
-          </w:tblCellMar>
-        </w:tblPrEx>
         <w:tc>
           <w:tcPr>
             <w:tcW w:w="2400" w:type="dxa"/>
@@ -2013,12 +2112,6 @@
         </w:tc>
       </w:tr>
       <w:tr>
-        <w:tblPrEx>
-          <w:tblCellMar>
-            <w:top w:w="0" w:type="dxa"/>
-            <w:bottom w:w="0" w:type="dxa"/>
-          </w:tblCellMar>
-        </w:tblPrEx>
         <w:tc>
           <w:tcPr>
             <w:tcW w:w="2400" w:type="dxa"/>
@@ -2102,12 +2195,6 @@
         </w:tc>
       </w:tr>
       <w:tr>
-        <w:tblPrEx>
-          <w:tblCellMar>
-            <w:top w:w="0" w:type="dxa"/>
-            <w:bottom w:w="0" w:type="dxa"/>
-          </w:tblCellMar>
-        </w:tblPrEx>
         <w:tc>
           <w:tcPr>
             <w:tcW w:w="2400" w:type="dxa"/>
@@ -2191,12 +2278,6 @@
         </w:tc>
       </w:tr>
       <w:tr>
-        <w:tblPrEx>
-          <w:tblCellMar>
-            <w:top w:w="0" w:type="dxa"/>
-            <w:bottom w:w="0" w:type="dxa"/>
-          </w:tblCellMar>
-        </w:tblPrEx>
         <w:tc>
           <w:tcPr>
             <w:tcW w:w="2400" w:type="dxa"/>
@@ -2280,12 +2361,6 @@
         </w:tc>
       </w:tr>
       <w:tr>
-        <w:tblPrEx>
-          <w:tblCellMar>
-            <w:top w:w="0" w:type="dxa"/>
-            <w:bottom w:w="0" w:type="dxa"/>
-          </w:tblCellMar>
-        </w:tblPrEx>
         <w:tc>
           <w:tcPr>
             <w:tcW w:w="2400" w:type="dxa"/>
@@ -2369,12 +2444,6 @@
         </w:tc>
       </w:tr>
       <w:tr>
-        <w:tblPrEx>
-          <w:tblCellMar>
-            <w:top w:w="0" w:type="dxa"/>
-            <w:bottom w:w="0" w:type="dxa"/>
-          </w:tblCellMar>
-        </w:tblPrEx>
         <w:tc>
           <w:tcPr>
             <w:tcW w:w="2400" w:type="dxa"/>
@@ -2458,12 +2527,6 @@
         </w:tc>
       </w:tr>
       <w:tr>
-        <w:tblPrEx>
-          <w:tblCellMar>
-            <w:top w:w="0" w:type="dxa"/>
-            <w:bottom w:w="0" w:type="dxa"/>
-          </w:tblCellMar>
-        </w:tblPrEx>
         <w:tc>
           <w:tcPr>
             <w:tcW w:w="2400" w:type="dxa"/>
@@ -2547,12 +2610,6 @@
         </w:tc>
       </w:tr>
       <w:tr>
-        <w:tblPrEx>
-          <w:tblCellMar>
-            <w:top w:w="0" w:type="dxa"/>
-            <w:bottom w:w="0" w:type="dxa"/>
-          </w:tblCellMar>
-        </w:tblPrEx>
         <w:tc>
           <w:tcPr>
             <w:tcW w:w="2400" w:type="dxa"/>
@@ -2642,12 +2699,6 @@
         </w:tc>
       </w:tr>
       <w:tr>
-        <w:tblPrEx>
-          <w:tblCellMar>
-            <w:top w:w="0" w:type="dxa"/>
-            <w:bottom w:w="0" w:type="dxa"/>
-          </w:tblCellMar>
-        </w:tblPrEx>
         <w:tc>
           <w:tcPr>
             <w:tcW w:w="2400" w:type="dxa"/>
@@ -2731,12 +2782,6 @@
         </w:tc>
       </w:tr>
       <w:tr>
-        <w:tblPrEx>
-          <w:tblCellMar>
-            <w:top w:w="0" w:type="dxa"/>
-            <w:bottom w:w="0" w:type="dxa"/>
-          </w:tblCellMar>
-        </w:tblPrEx>
         <w:tc>
           <w:tcPr>
             <w:tcW w:w="2400" w:type="dxa"/>
@@ -2826,12 +2871,6 @@
         </w:tc>
       </w:tr>
       <w:tr>
-        <w:tblPrEx>
-          <w:tblCellMar>
-            <w:top w:w="0" w:type="dxa"/>
-            <w:bottom w:w="0" w:type="dxa"/>
-          </w:tblCellMar>
-        </w:tblPrEx>
         <w:tc>
           <w:tcPr>
             <w:tcW w:w="2400" w:type="dxa"/>
@@ -2953,12 +2992,6 @@
         <w:gridCol w:w="3026"/>
       </w:tblGrid>
       <w:tr>
-        <w:tblPrEx>
-          <w:tblCellMar>
-            <w:top w:w="0" w:type="dxa"/>
-            <w:bottom w:w="0" w:type="dxa"/>
-          </w:tblCellMar>
-        </w:tblPrEx>
         <w:trPr>
           <w:tblHeader/>
         </w:trPr>
@@ -3063,12 +3096,6 @@
         </w:tc>
       </w:tr>
       <w:tr>
-        <w:tblPrEx>
-          <w:tblCellMar>
-            <w:top w:w="0" w:type="dxa"/>
-            <w:bottom w:w="0" w:type="dxa"/>
-          </w:tblCellMar>
-        </w:tblPrEx>
         <w:tc>
           <w:tcPr>
             <w:tcW w:w="3500" w:type="dxa"/>
@@ -3155,12 +3182,6 @@
         </w:tc>
       </w:tr>
       <w:tr>
-        <w:tblPrEx>
-          <w:tblCellMar>
-            <w:top w:w="0" w:type="dxa"/>
-            <w:bottom w:w="0" w:type="dxa"/>
-          </w:tblCellMar>
-        </w:tblPrEx>
         <w:tc>
           <w:tcPr>
             <w:tcW w:w="3500" w:type="dxa"/>
@@ -3247,12 +3268,6 @@
         </w:tc>
       </w:tr>
       <w:tr>
-        <w:tblPrEx>
-          <w:tblCellMar>
-            <w:top w:w="0" w:type="dxa"/>
-            <w:bottom w:w="0" w:type="dxa"/>
-          </w:tblCellMar>
-        </w:tblPrEx>
         <w:tc>
           <w:tcPr>
             <w:tcW w:w="3500" w:type="dxa"/>
@@ -3339,12 +3354,6 @@
         </w:tc>
       </w:tr>
       <w:tr>
-        <w:tblPrEx>
-          <w:tblCellMar>
-            <w:top w:w="0" w:type="dxa"/>
-            <w:bottom w:w="0" w:type="dxa"/>
-          </w:tblCellMar>
-        </w:tblPrEx>
         <w:tc>
           <w:tcPr>
             <w:tcW w:w="3500" w:type="dxa"/>
@@ -3487,12 +3496,6 @@
         <w:gridCol w:w="2626"/>
       </w:tblGrid>
       <w:tr>
-        <w:tblPrEx>
-          <w:tblCellMar>
-            <w:top w:w="0" w:type="dxa"/>
-            <w:bottom w:w="0" w:type="dxa"/>
-          </w:tblCellMar>
-        </w:tblPrEx>
         <w:trPr>
           <w:tblHeader/>
         </w:trPr>
@@ -3630,12 +3633,6 @@
         </w:tc>
       </w:tr>
       <w:tr>
-        <w:tblPrEx>
-          <w:tblCellMar>
-            <w:top w:w="0" w:type="dxa"/>
-            <w:bottom w:w="0" w:type="dxa"/>
-          </w:tblCellMar>
-        </w:tblPrEx>
         <w:tc>
           <w:tcPr>
             <w:tcW w:w="2800" w:type="dxa"/>
@@ -3752,12 +3749,6 @@
         </w:tc>
       </w:tr>
       <w:tr>
-        <w:tblPrEx>
-          <w:tblCellMar>
-            <w:top w:w="0" w:type="dxa"/>
-            <w:bottom w:w="0" w:type="dxa"/>
-          </w:tblCellMar>
-        </w:tblPrEx>
         <w:tc>
           <w:tcPr>
             <w:tcW w:w="2800" w:type="dxa"/>
@@ -3874,12 +3865,6 @@
         </w:tc>
       </w:tr>
       <w:tr>
-        <w:tblPrEx>
-          <w:tblCellMar>
-            <w:top w:w="0" w:type="dxa"/>
-            <w:bottom w:w="0" w:type="dxa"/>
-          </w:tblCellMar>
-        </w:tblPrEx>
         <w:tc>
           <w:tcPr>
             <w:tcW w:w="2800" w:type="dxa"/>
@@ -3996,12 +3981,6 @@
         </w:tc>
       </w:tr>
       <w:tr>
-        <w:tblPrEx>
-          <w:tblCellMar>
-            <w:top w:w="0" w:type="dxa"/>
-            <w:bottom w:w="0" w:type="dxa"/>
-          </w:tblCellMar>
-        </w:tblPrEx>
         <w:tc>
           <w:tcPr>
             <w:tcW w:w="2800" w:type="dxa"/>
@@ -4118,12 +4097,6 @@
         </w:tc>
       </w:tr>
       <w:tr>
-        <w:tblPrEx>
-          <w:tblCellMar>
-            <w:top w:w="0" w:type="dxa"/>
-            <w:bottom w:w="0" w:type="dxa"/>
-          </w:tblCellMar>
-        </w:tblPrEx>
         <w:tc>
           <w:tcPr>
             <w:tcW w:w="2800" w:type="dxa"/>
@@ -4240,12 +4213,6 @@
         </w:tc>
       </w:tr>
       <w:tr>
-        <w:tblPrEx>
-          <w:tblCellMar>
-            <w:top w:w="0" w:type="dxa"/>
-            <w:bottom w:w="0" w:type="dxa"/>
-          </w:tblCellMar>
-        </w:tblPrEx>
         <w:tc>
           <w:tcPr>
             <w:tcW w:w="2800" w:type="dxa"/>
@@ -4362,12 +4329,6 @@
         </w:tc>
       </w:tr>
       <w:tr>
-        <w:tblPrEx>
-          <w:tblCellMar>
-            <w:top w:w="0" w:type="dxa"/>
-            <w:bottom w:w="0" w:type="dxa"/>
-          </w:tblCellMar>
-        </w:tblPrEx>
         <w:tc>
           <w:tcPr>
             <w:tcW w:w="2800" w:type="dxa"/>
@@ -4484,12 +4445,6 @@
         </w:tc>
       </w:tr>
       <w:tr>
-        <w:tblPrEx>
-          <w:tblCellMar>
-            <w:top w:w="0" w:type="dxa"/>
-            <w:bottom w:w="0" w:type="dxa"/>
-          </w:tblCellMar>
-        </w:tblPrEx>
         <w:tc>
           <w:tcPr>
             <w:tcW w:w="2800" w:type="dxa"/>
@@ -4628,12 +4583,6 @@
         <w:gridCol w:w="9026"/>
       </w:tblGrid>
       <w:tr>
-        <w:tblPrEx>
-          <w:tblCellMar>
-            <w:top w:w="0" w:type="dxa"/>
-            <w:bottom w:w="0" w:type="dxa"/>
-          </w:tblCellMar>
-        </w:tblPrEx>
         <w:tc>
           <w:tcPr>
             <w:tcW w:w="0" w:type="auto"/>
@@ -5031,12 +4980,6 @@
         <w:gridCol w:w="3887"/>
       </w:tblGrid>
       <w:tr>
-        <w:tblPrEx>
-          <w:tblCellMar>
-            <w:top w:w="0" w:type="dxa"/>
-            <w:bottom w:w="0" w:type="dxa"/>
-          </w:tblCellMar>
-        </w:tblPrEx>
         <w:trPr>
           <w:tblHeader/>
         </w:trPr>
@@ -5141,12 +5084,6 @@
         </w:tc>
       </w:tr>
       <w:tr>
-        <w:tblPrEx>
-          <w:tblCellMar>
-            <w:top w:w="0" w:type="dxa"/>
-            <w:bottom w:w="0" w:type="dxa"/>
-          </w:tblCellMar>
-        </w:tblPrEx>
         <w:tc>
           <w:tcPr>
             <w:tcW w:w="2200" w:type="dxa"/>
@@ -5236,12 +5173,6 @@
         </w:tc>
       </w:tr>
       <w:tr>
-        <w:tblPrEx>
-          <w:tblCellMar>
-            <w:top w:w="0" w:type="dxa"/>
-            <w:bottom w:w="0" w:type="dxa"/>
-          </w:tblCellMar>
-        </w:tblPrEx>
         <w:tc>
           <w:tcPr>
             <w:tcW w:w="2200" w:type="dxa"/>
@@ -5337,12 +5268,6 @@
         </w:tc>
       </w:tr>
       <w:tr>
-        <w:tblPrEx>
-          <w:tblCellMar>
-            <w:top w:w="0" w:type="dxa"/>
-            <w:bottom w:w="0" w:type="dxa"/>
-          </w:tblCellMar>
-        </w:tblPrEx>
         <w:tc>
           <w:tcPr>
             <w:tcW w:w="2200" w:type="dxa"/>
@@ -5438,12 +5363,6 @@
         </w:tc>
       </w:tr>
       <w:tr>
-        <w:tblPrEx>
-          <w:tblCellMar>
-            <w:top w:w="0" w:type="dxa"/>
-            <w:bottom w:w="0" w:type="dxa"/>
-          </w:tblCellMar>
-        </w:tblPrEx>
         <w:tc>
           <w:tcPr>
             <w:tcW w:w="2200" w:type="dxa"/>
@@ -5527,12 +5446,6 @@
         </w:tc>
       </w:tr>
       <w:tr>
-        <w:tblPrEx>
-          <w:tblCellMar>
-            <w:top w:w="0" w:type="dxa"/>
-            <w:bottom w:w="0" w:type="dxa"/>
-          </w:tblCellMar>
-        </w:tblPrEx>
         <w:tc>
           <w:tcPr>
             <w:tcW w:w="2200" w:type="dxa"/>
@@ -5895,12 +5808,6 @@
         <w:gridCol w:w="5026"/>
       </w:tblGrid>
       <w:tr>
-        <w:tblPrEx>
-          <w:tblCellMar>
-            <w:top w:w="0" w:type="dxa"/>
-            <w:bottom w:w="0" w:type="dxa"/>
-          </w:tblCellMar>
-        </w:tblPrEx>
         <w:trPr>
           <w:tblHeader/>
         </w:trPr>
@@ -5972,12 +5879,6 @@
         </w:tc>
       </w:tr>
       <w:tr>
-        <w:tblPrEx>
-          <w:tblCellMar>
-            <w:top w:w="0" w:type="dxa"/>
-            <w:bottom w:w="0" w:type="dxa"/>
-          </w:tblCellMar>
-        </w:tblPrEx>
         <w:tc>
           <w:tcPr>
             <w:tcW w:w="4000" w:type="dxa"/>
@@ -6037,12 +5938,6 @@
         </w:tc>
       </w:tr>
       <w:tr>
-        <w:tblPrEx>
-          <w:tblCellMar>
-            <w:top w:w="0" w:type="dxa"/>
-            <w:bottom w:w="0" w:type="dxa"/>
-          </w:tblCellMar>
-        </w:tblPrEx>
         <w:tc>
           <w:tcPr>
             <w:tcW w:w="4000" w:type="dxa"/>
@@ -6102,12 +5997,6 @@
         </w:tc>
       </w:tr>
       <w:tr>
-        <w:tblPrEx>
-          <w:tblCellMar>
-            <w:top w:w="0" w:type="dxa"/>
-            <w:bottom w:w="0" w:type="dxa"/>
-          </w:tblCellMar>
-        </w:tblPrEx>
         <w:tc>
           <w:tcPr>
             <w:tcW w:w="4000" w:type="dxa"/>
@@ -6202,12 +6091,6 @@
         <w:gridCol w:w="3826"/>
       </w:tblGrid>
       <w:tr>
-        <w:tblPrEx>
-          <w:tblCellMar>
-            <w:top w:w="0" w:type="dxa"/>
-            <w:bottom w:w="0" w:type="dxa"/>
-          </w:tblCellMar>
-        </w:tblPrEx>
         <w:trPr>
           <w:tblHeader/>
         </w:trPr>
@@ -6312,12 +6195,6 @@
         </w:tc>
       </w:tr>
       <w:tr>
-        <w:tblPrEx>
-          <w:tblCellMar>
-            <w:top w:w="0" w:type="dxa"/>
-            <w:bottom w:w="0" w:type="dxa"/>
-          </w:tblCellMar>
-        </w:tblPrEx>
         <w:tc>
           <w:tcPr>
             <w:tcW w:w="2000" w:type="dxa"/>
@@ -6407,12 +6284,6 @@
         </w:tc>
       </w:tr>
       <w:tr>
-        <w:tblPrEx>
-          <w:tblCellMar>
-            <w:top w:w="0" w:type="dxa"/>
-            <w:bottom w:w="0" w:type="dxa"/>
-          </w:tblCellMar>
-        </w:tblPrEx>
         <w:tc>
           <w:tcPr>
             <w:tcW w:w="2000" w:type="dxa"/>
@@ -6496,12 +6367,6 @@
         </w:tc>
       </w:tr>
       <w:tr>
-        <w:tblPrEx>
-          <w:tblCellMar>
-            <w:top w:w="0" w:type="dxa"/>
-            <w:bottom w:w="0" w:type="dxa"/>
-          </w:tblCellMar>
-        </w:tblPrEx>
         <w:tc>
           <w:tcPr>
             <w:tcW w:w="2000" w:type="dxa"/>
@@ -6591,12 +6456,6 @@
         </w:tc>
       </w:tr>
       <w:tr>
-        <w:tblPrEx>
-          <w:tblCellMar>
-            <w:top w:w="0" w:type="dxa"/>
-            <w:bottom w:w="0" w:type="dxa"/>
-          </w:tblCellMar>
-        </w:tblPrEx>
         <w:tc>
           <w:tcPr>
             <w:tcW w:w="2000" w:type="dxa"/>
@@ -7007,12 +6866,6 @@
         <w:gridCol w:w="4226"/>
       </w:tblGrid>
       <w:tr>
-        <w:tblPrEx>
-          <w:tblCellMar>
-            <w:top w:w="0" w:type="dxa"/>
-            <w:bottom w:w="0" w:type="dxa"/>
-          </w:tblCellMar>
-        </w:tblPrEx>
         <w:trPr>
           <w:tblHeader/>
         </w:trPr>
@@ -7117,12 +6970,6 @@
         </w:tc>
       </w:tr>
       <w:tr>
-        <w:tblPrEx>
-          <w:tblCellMar>
-            <w:top w:w="0" w:type="dxa"/>
-            <w:bottom w:w="0" w:type="dxa"/>
-          </w:tblCellMar>
-        </w:tblPrEx>
         <w:tc>
           <w:tcPr>
             <w:tcW w:w="2800" w:type="dxa"/>
@@ -7212,12 +7059,6 @@
         </w:tc>
       </w:tr>
       <w:tr>
-        <w:tblPrEx>
-          <w:tblCellMar>
-            <w:top w:w="0" w:type="dxa"/>
-            <w:bottom w:w="0" w:type="dxa"/>
-          </w:tblCellMar>
-        </w:tblPrEx>
         <w:tc>
           <w:tcPr>
             <w:tcW w:w="2800" w:type="dxa"/>
@@ -7307,12 +7148,6 @@
         </w:tc>
       </w:tr>
       <w:tr>
-        <w:tblPrEx>
-          <w:tblCellMar>
-            <w:top w:w="0" w:type="dxa"/>
-            <w:bottom w:w="0" w:type="dxa"/>
-          </w:tblCellMar>
-        </w:tblPrEx>
         <w:tc>
           <w:tcPr>
             <w:tcW w:w="2800" w:type="dxa"/>
@@ -7402,12 +7237,6 @@
         </w:tc>
       </w:tr>
       <w:tr>
-        <w:tblPrEx>
-          <w:tblCellMar>
-            <w:top w:w="0" w:type="dxa"/>
-            <w:bottom w:w="0" w:type="dxa"/>
-          </w:tblCellMar>
-        </w:tblPrEx>
         <w:tc>
           <w:tcPr>
             <w:tcW w:w="2800" w:type="dxa"/>
@@ -7535,12 +7364,6 @@
         <w:gridCol w:w="3026"/>
       </w:tblGrid>
       <w:tr>
-        <w:tblPrEx>
-          <w:tblCellMar>
-            <w:top w:w="0" w:type="dxa"/>
-            <w:bottom w:w="0" w:type="dxa"/>
-          </w:tblCellMar>
-        </w:tblPrEx>
         <w:trPr>
           <w:tblHeader/>
         </w:trPr>
@@ -7645,12 +7468,6 @@
         </w:tc>
       </w:tr>
       <w:tr>
-        <w:tblPrEx>
-          <w:tblCellMar>
-            <w:top w:w="0" w:type="dxa"/>
-            <w:bottom w:w="0" w:type="dxa"/>
-          </w:tblCellMar>
-        </w:tblPrEx>
         <w:tc>
           <w:tcPr>
             <w:tcW w:w="3500" w:type="dxa"/>
@@ -7737,12 +7554,6 @@
         </w:tc>
       </w:tr>
       <w:tr>
-        <w:tblPrEx>
-          <w:tblCellMar>
-            <w:top w:w="0" w:type="dxa"/>
-            <w:bottom w:w="0" w:type="dxa"/>
-          </w:tblCellMar>
-        </w:tblPrEx>
         <w:tc>
           <w:tcPr>
             <w:tcW w:w="3500" w:type="dxa"/>
@@ -7829,12 +7640,6 @@
         </w:tc>
       </w:tr>
       <w:tr>
-        <w:tblPrEx>
-          <w:tblCellMar>
-            <w:top w:w="0" w:type="dxa"/>
-            <w:bottom w:w="0" w:type="dxa"/>
-          </w:tblCellMar>
-        </w:tblPrEx>
         <w:tc>
           <w:tcPr>
             <w:tcW w:w="3500" w:type="dxa"/>
@@ -7954,12 +7759,6 @@
         <w:gridCol w:w="4026"/>
       </w:tblGrid>
       <w:tr>
-        <w:tblPrEx>
-          <w:tblCellMar>
-            <w:top w:w="0" w:type="dxa"/>
-            <w:bottom w:w="0" w:type="dxa"/>
-          </w:tblCellMar>
-        </w:tblPrEx>
         <w:trPr>
           <w:tblHeader/>
         </w:trPr>
@@ -8097,12 +7896,6 @@
         </w:tc>
       </w:tr>
       <w:tr>
-        <w:tblPrEx>
-          <w:tblCellMar>
-            <w:top w:w="0" w:type="dxa"/>
-            <w:bottom w:w="0" w:type="dxa"/>
-          </w:tblCellMar>
-        </w:tblPrEx>
         <w:tc>
           <w:tcPr>
             <w:tcW w:w="2200" w:type="dxa"/>
@@ -8213,12 +8006,6 @@
         </w:tc>
       </w:tr>
       <w:tr>
-        <w:tblPrEx>
-          <w:tblCellMar>
-            <w:top w:w="0" w:type="dxa"/>
-            <w:bottom w:w="0" w:type="dxa"/>
-          </w:tblCellMar>
-        </w:tblPrEx>
         <w:tc>
           <w:tcPr>
             <w:tcW w:w="2200" w:type="dxa"/>
@@ -8335,12 +8122,6 @@
         </w:tc>
       </w:tr>
       <w:tr>
-        <w:tblPrEx>
-          <w:tblCellMar>
-            <w:top w:w="0" w:type="dxa"/>
-            <w:bottom w:w="0" w:type="dxa"/>
-          </w:tblCellMar>
-        </w:tblPrEx>
         <w:tc>
           <w:tcPr>
             <w:tcW w:w="2200" w:type="dxa"/>
@@ -8457,12 +8238,6 @@
         </w:tc>
       </w:tr>
       <w:tr>
-        <w:tblPrEx>
-          <w:tblCellMar>
-            <w:top w:w="0" w:type="dxa"/>
-            <w:bottom w:w="0" w:type="dxa"/>
-          </w:tblCellMar>
-        </w:tblPrEx>
         <w:tc>
           <w:tcPr>
             <w:tcW w:w="2200" w:type="dxa"/>
@@ -8579,12 +8354,6 @@
         </w:tc>
       </w:tr>
       <w:tr>
-        <w:tblPrEx>
-          <w:tblCellMar>
-            <w:top w:w="0" w:type="dxa"/>
-            <w:bottom w:w="0" w:type="dxa"/>
-          </w:tblCellMar>
-        </w:tblPrEx>
         <w:tc>
           <w:tcPr>
             <w:tcW w:w="2200" w:type="dxa"/>
@@ -8701,12 +8470,6 @@
         </w:tc>
       </w:tr>
       <w:tr>
-        <w:tblPrEx>
-          <w:tblCellMar>
-            <w:top w:w="0" w:type="dxa"/>
-            <w:bottom w:w="0" w:type="dxa"/>
-          </w:tblCellMar>
-        </w:tblPrEx>
         <w:tc>
           <w:tcPr>
             <w:tcW w:w="2200" w:type="dxa"/>
@@ -8914,12 +8677,6 @@
         <w:gridCol w:w="3026"/>
       </w:tblGrid>
       <w:tr>
-        <w:tblPrEx>
-          <w:tblCellMar>
-            <w:top w:w="0" w:type="dxa"/>
-            <w:bottom w:w="0" w:type="dxa"/>
-          </w:tblCellMar>
-        </w:tblPrEx>
         <w:trPr>
           <w:tblHeader/>
         </w:trPr>
@@ -9024,12 +8781,6 @@
         </w:tc>
       </w:tr>
       <w:tr>
-        <w:tblPrEx>
-          <w:tblCellMar>
-            <w:top w:w="0" w:type="dxa"/>
-            <w:bottom w:w="0" w:type="dxa"/>
-          </w:tblCellMar>
-        </w:tblPrEx>
         <w:tc>
           <w:tcPr>
             <w:tcW w:w="3000" w:type="dxa"/>
@@ -9113,12 +8864,6 @@
         </w:tc>
       </w:tr>
       <w:tr>
-        <w:tblPrEx>
-          <w:tblCellMar>
-            <w:top w:w="0" w:type="dxa"/>
-            <w:bottom w:w="0" w:type="dxa"/>
-          </w:tblCellMar>
-        </w:tblPrEx>
         <w:tc>
           <w:tcPr>
             <w:tcW w:w="3000" w:type="dxa"/>
@@ -9202,12 +8947,6 @@
         </w:tc>
       </w:tr>
       <w:tr>
-        <w:tblPrEx>
-          <w:tblCellMar>
-            <w:top w:w="0" w:type="dxa"/>
-            <w:bottom w:w="0" w:type="dxa"/>
-          </w:tblCellMar>
-        </w:tblPrEx>
         <w:tc>
           <w:tcPr>
             <w:tcW w:w="3000" w:type="dxa"/>
@@ -9292,12 +9031,6 @@
         </w:tc>
       </w:tr>
       <w:tr>
-        <w:tblPrEx>
-          <w:tblCellMar>
-            <w:top w:w="0" w:type="dxa"/>
-            <w:bottom w:w="0" w:type="dxa"/>
-          </w:tblCellMar>
-        </w:tblPrEx>
         <w:tc>
           <w:tcPr>
             <w:tcW w:w="3000" w:type="dxa"/>
@@ -9644,12 +9377,6 @@
         <w:gridCol w:w="3026"/>
       </w:tblGrid>
       <w:tr>
-        <w:tblPrEx>
-          <w:tblCellMar>
-            <w:top w:w="0" w:type="dxa"/>
-            <w:bottom w:w="0" w:type="dxa"/>
-          </w:tblCellMar>
-        </w:tblPrEx>
         <w:trPr>
           <w:tblHeader/>
         </w:trPr>
@@ -9787,12 +9514,6 @@
         </w:tc>
       </w:tr>
       <w:tr>
-        <w:tblPrEx>
-          <w:tblCellMar>
-            <w:top w:w="0" w:type="dxa"/>
-            <w:bottom w:w="0" w:type="dxa"/>
-          </w:tblCellMar>
-        </w:tblPrEx>
         <w:tc>
           <w:tcPr>
             <w:tcW w:w="2400" w:type="dxa"/>
@@ -9906,12 +9627,6 @@
         </w:tc>
       </w:tr>
       <w:tr>
-        <w:tblPrEx>
-          <w:tblCellMar>
-            <w:top w:w="0" w:type="dxa"/>
-            <w:bottom w:w="0" w:type="dxa"/>
-          </w:tblCellMar>
-        </w:tblPrEx>
         <w:tc>
           <w:tcPr>
             <w:tcW w:w="2400" w:type="dxa"/>
@@ -10025,12 +9740,6 @@
         </w:tc>
       </w:tr>
       <w:tr>
-        <w:tblPrEx>
-          <w:tblCellMar>
-            <w:top w:w="0" w:type="dxa"/>
-            <w:bottom w:w="0" w:type="dxa"/>
-          </w:tblCellMar>
-        </w:tblPrEx>
         <w:tc>
           <w:tcPr>
             <w:tcW w:w="2400" w:type="dxa"/>
@@ -10189,12 +9898,6 @@
         <w:gridCol w:w="2826"/>
       </w:tblGrid>
       <w:tr>
-        <w:tblPrEx>
-          <w:tblCellMar>
-            <w:top w:w="0" w:type="dxa"/>
-            <w:bottom w:w="0" w:type="dxa"/>
-          </w:tblCellMar>
-        </w:tblPrEx>
         <w:trPr>
           <w:tblHeader/>
         </w:trPr>
@@ -10332,12 +10035,6 @@
         </w:tc>
       </w:tr>
       <w:tr>
-        <w:tblPrEx>
-          <w:tblCellMar>
-            <w:top w:w="0" w:type="dxa"/>
-            <w:bottom w:w="0" w:type="dxa"/>
-          </w:tblCellMar>
-        </w:tblPrEx>
         <w:tc>
           <w:tcPr>
             <w:tcW w:w="2600" w:type="dxa"/>
@@ -10454,12 +10151,6 @@
         </w:tc>
       </w:tr>
       <w:tr>
-        <w:tblPrEx>
-          <w:tblCellMar>
-            <w:top w:w="0" w:type="dxa"/>
-            <w:bottom w:w="0" w:type="dxa"/>
-          </w:tblCellMar>
-        </w:tblPrEx>
         <w:tc>
           <w:tcPr>
             <w:tcW w:w="2600" w:type="dxa"/>
@@ -10576,12 +10267,6 @@
         </w:tc>
       </w:tr>
       <w:tr>
-        <w:tblPrEx>
-          <w:tblCellMar>
-            <w:top w:w="0" w:type="dxa"/>
-            <w:bottom w:w="0" w:type="dxa"/>
-          </w:tblCellMar>
-        </w:tblPrEx>
         <w:tc>
           <w:tcPr>
             <w:tcW w:w="2600" w:type="dxa"/>
@@ -10698,12 +10383,6 @@
         </w:tc>
       </w:tr>
       <w:tr>
-        <w:tblPrEx>
-          <w:tblCellMar>
-            <w:top w:w="0" w:type="dxa"/>
-            <w:bottom w:w="0" w:type="dxa"/>
-          </w:tblCellMar>
-        </w:tblPrEx>
         <w:tc>
           <w:tcPr>
             <w:tcW w:w="2600" w:type="dxa"/>
@@ -10820,12 +10499,6 @@
         </w:tc>
       </w:tr>
       <w:tr>
-        <w:tblPrEx>
-          <w:tblCellMar>
-            <w:top w:w="0" w:type="dxa"/>
-            <w:bottom w:w="0" w:type="dxa"/>
-          </w:tblCellMar>
-        </w:tblPrEx>
         <w:tc>
           <w:tcPr>
             <w:tcW w:w="2600" w:type="dxa"/>
@@ -10942,12 +10615,6 @@
         </w:tc>
       </w:tr>
       <w:tr>
-        <w:tblPrEx>
-          <w:tblCellMar>
-            <w:top w:w="0" w:type="dxa"/>
-            <w:bottom w:w="0" w:type="dxa"/>
-          </w:tblCellMar>
-        </w:tblPrEx>
         <w:tc>
           <w:tcPr>
             <w:tcW w:w="2600" w:type="dxa"/>
@@ -11058,12 +10725,6 @@
         </w:tc>
       </w:tr>
       <w:tr>
-        <w:tblPrEx>
-          <w:tblCellMar>
-            <w:top w:w="0" w:type="dxa"/>
-            <w:bottom w:w="0" w:type="dxa"/>
-          </w:tblCellMar>
-        </w:tblPrEx>
         <w:tc>
           <w:tcPr>
             <w:tcW w:w="2600" w:type="dxa"/>
@@ -11245,12 +10906,6 @@
         <w:gridCol w:w="4226"/>
       </w:tblGrid>
       <w:tr>
-        <w:tblPrEx>
-          <w:tblCellMar>
-            <w:top w:w="0" w:type="dxa"/>
-            <w:bottom w:w="0" w:type="dxa"/>
-          </w:tblCellMar>
-        </w:tblPrEx>
         <w:trPr>
           <w:tblHeader/>
         </w:trPr>
@@ -11355,12 +11010,6 @@
         </w:tc>
       </w:tr>
       <w:tr>
-        <w:tblPrEx>
-          <w:tblCellMar>
-            <w:top w:w="0" w:type="dxa"/>
-            <w:bottom w:w="0" w:type="dxa"/>
-          </w:tblCellMar>
-        </w:tblPrEx>
         <w:tc>
           <w:tcPr>
             <w:tcW w:w="2800" w:type="dxa"/>
@@ -11447,12 +11096,6 @@
         </w:tc>
       </w:tr>
       <w:tr>
-        <w:tblPrEx>
-          <w:tblCellMar>
-            <w:top w:w="0" w:type="dxa"/>
-            <w:bottom w:w="0" w:type="dxa"/>
-          </w:tblCellMar>
-        </w:tblPrEx>
         <w:tc>
           <w:tcPr>
             <w:tcW w:w="2800" w:type="dxa"/>
@@ -11542,12 +11185,6 @@
         </w:tc>
       </w:tr>
       <w:tr>
-        <w:tblPrEx>
-          <w:tblCellMar>
-            <w:top w:w="0" w:type="dxa"/>
-            <w:bottom w:w="0" w:type="dxa"/>
-          </w:tblCellMar>
-        </w:tblPrEx>
         <w:tc>
           <w:tcPr>
             <w:tcW w:w="2800" w:type="dxa"/>
@@ -11637,12 +11274,6 @@
         </w:tc>
       </w:tr>
       <w:tr>
-        <w:tblPrEx>
-          <w:tblCellMar>
-            <w:top w:w="0" w:type="dxa"/>
-            <w:bottom w:w="0" w:type="dxa"/>
-          </w:tblCellMar>
-        </w:tblPrEx>
         <w:tc>
           <w:tcPr>
             <w:tcW w:w="2800" w:type="dxa"/>
@@ -11777,12 +11408,6 @@
         <w:gridCol w:w="4226"/>
       </w:tblGrid>
       <w:tr>
-        <w:tblPrEx>
-          <w:tblCellMar>
-            <w:top w:w="0" w:type="dxa"/>
-            <w:bottom w:w="0" w:type="dxa"/>
-          </w:tblCellMar>
-        </w:tblPrEx>
         <w:trPr>
           <w:tblHeader/>
         </w:trPr>
@@ -11887,12 +11512,6 @@
         </w:tc>
       </w:tr>
       <w:tr>
-        <w:tblPrEx>
-          <w:tblCellMar>
-            <w:top w:w="0" w:type="dxa"/>
-            <w:bottom w:w="0" w:type="dxa"/>
-          </w:tblCellMar>
-        </w:tblPrEx>
         <w:tc>
           <w:tcPr>
             <w:tcW w:w="2800" w:type="dxa"/>
@@ -11979,12 +11598,6 @@
         </w:tc>
       </w:tr>
       <w:tr>
-        <w:tblPrEx>
-          <w:tblCellMar>
-            <w:top w:w="0" w:type="dxa"/>
-            <w:bottom w:w="0" w:type="dxa"/>
-          </w:tblCellMar>
-        </w:tblPrEx>
         <w:tc>
           <w:tcPr>
             <w:tcW w:w="2800" w:type="dxa"/>
@@ -12071,12 +11684,6 @@
         </w:tc>
       </w:tr>
       <w:tr>
-        <w:tblPrEx>
-          <w:tblCellMar>
-            <w:top w:w="0" w:type="dxa"/>
-            <w:bottom w:w="0" w:type="dxa"/>
-          </w:tblCellMar>
-        </w:tblPrEx>
         <w:tc>
           <w:tcPr>
             <w:tcW w:w="2800" w:type="dxa"/>
@@ -12163,12 +11770,6 @@
         </w:tc>
       </w:tr>
       <w:tr>
-        <w:tblPrEx>
-          <w:tblCellMar>
-            <w:top w:w="0" w:type="dxa"/>
-            <w:bottom w:w="0" w:type="dxa"/>
-          </w:tblCellMar>
-        </w:tblPrEx>
         <w:tc>
           <w:tcPr>
             <w:tcW w:w="2800" w:type="dxa"/>
@@ -12318,12 +11919,6 @@
         <w:gridCol w:w="4226"/>
       </w:tblGrid>
       <w:tr>
-        <w:tblPrEx>
-          <w:tblCellMar>
-            <w:top w:w="0" w:type="dxa"/>
-            <w:bottom w:w="0" w:type="dxa"/>
-          </w:tblCellMar>
-        </w:tblPrEx>
         <w:trPr>
           <w:tblHeader/>
         </w:trPr>
@@ -12428,12 +12023,6 @@
         </w:tc>
       </w:tr>
       <w:tr>
-        <w:tblPrEx>
-          <w:tblCellMar>
-            <w:top w:w="0" w:type="dxa"/>
-            <w:bottom w:w="0" w:type="dxa"/>
-          </w:tblCellMar>
-        </w:tblPrEx>
         <w:tc>
           <w:tcPr>
             <w:tcW w:w="2800" w:type="dxa"/>
@@ -12517,12 +12106,6 @@
         </w:tc>
       </w:tr>
       <w:tr>
-        <w:tblPrEx>
-          <w:tblCellMar>
-            <w:top w:w="0" w:type="dxa"/>
-            <w:bottom w:w="0" w:type="dxa"/>
-          </w:tblCellMar>
-        </w:tblPrEx>
         <w:tc>
           <w:tcPr>
             <w:tcW w:w="2800" w:type="dxa"/>
@@ -12606,12 +12189,6 @@
         </w:tc>
       </w:tr>
       <w:tr>
-        <w:tblPrEx>
-          <w:tblCellMar>
-            <w:top w:w="0" w:type="dxa"/>
-            <w:bottom w:w="0" w:type="dxa"/>
-          </w:tblCellMar>
-        </w:tblPrEx>
         <w:tc>
           <w:tcPr>
             <w:tcW w:w="2800" w:type="dxa"/>
@@ -12701,12 +12278,6 @@
         </w:tc>
       </w:tr>
       <w:tr>
-        <w:tblPrEx>
-          <w:tblCellMar>
-            <w:top w:w="0" w:type="dxa"/>
-            <w:bottom w:w="0" w:type="dxa"/>
-          </w:tblCellMar>
-        </w:tblPrEx>
         <w:tc>
           <w:tcPr>
             <w:tcW w:w="2800" w:type="dxa"/>
@@ -12856,12 +12427,6 @@
         <w:gridCol w:w="4226"/>
       </w:tblGrid>
       <w:tr>
-        <w:tblPrEx>
-          <w:tblCellMar>
-            <w:top w:w="0" w:type="dxa"/>
-            <w:bottom w:w="0" w:type="dxa"/>
-          </w:tblCellMar>
-        </w:tblPrEx>
         <w:trPr>
           <w:tblHeader/>
         </w:trPr>
@@ -12966,12 +12531,6 @@
         </w:tc>
       </w:tr>
       <w:tr>
-        <w:tblPrEx>
-          <w:tblCellMar>
-            <w:top w:w="0" w:type="dxa"/>
-            <w:bottom w:w="0" w:type="dxa"/>
-          </w:tblCellMar>
-        </w:tblPrEx>
         <w:tc>
           <w:tcPr>
             <w:tcW w:w="2800" w:type="dxa"/>
@@ -13064,12 +12623,6 @@
         </w:tc>
       </w:tr>
       <w:tr>
-        <w:tblPrEx>
-          <w:tblCellMar>
-            <w:top w:w="0" w:type="dxa"/>
-            <w:bottom w:w="0" w:type="dxa"/>
-          </w:tblCellMar>
-        </w:tblPrEx>
         <w:tc>
           <w:tcPr>
             <w:tcW w:w="2800" w:type="dxa"/>
@@ -13159,12 +12712,6 @@
         </w:tc>
       </w:tr>
       <w:tr>
-        <w:tblPrEx>
-          <w:tblCellMar>
-            <w:top w:w="0" w:type="dxa"/>
-            <w:bottom w:w="0" w:type="dxa"/>
-          </w:tblCellMar>
-        </w:tblPrEx>
         <w:tc>
           <w:tcPr>
             <w:tcW w:w="2800" w:type="dxa"/>
@@ -13315,12 +12862,6 @@
         <w:gridCol w:w="4226"/>
       </w:tblGrid>
       <w:tr>
-        <w:tblPrEx>
-          <w:tblCellMar>
-            <w:top w:w="0" w:type="dxa"/>
-            <w:bottom w:w="0" w:type="dxa"/>
-          </w:tblCellMar>
-        </w:tblPrEx>
         <w:trPr>
           <w:tblHeader/>
         </w:trPr>
@@ -13425,12 +12966,6 @@
         </w:tc>
       </w:tr>
       <w:tr>
-        <w:tblPrEx>
-          <w:tblCellMar>
-            <w:top w:w="0" w:type="dxa"/>
-            <w:bottom w:w="0" w:type="dxa"/>
-          </w:tblCellMar>
-        </w:tblPrEx>
         <w:tc>
           <w:tcPr>
             <w:tcW w:w="2800" w:type="dxa"/>
@@ -13520,12 +13055,6 @@
         </w:tc>
       </w:tr>
       <w:tr>
-        <w:tblPrEx>
-          <w:tblCellMar>
-            <w:top w:w="0" w:type="dxa"/>
-            <w:bottom w:w="0" w:type="dxa"/>
-          </w:tblCellMar>
-        </w:tblPrEx>
         <w:tc>
           <w:tcPr>
             <w:tcW w:w="2800" w:type="dxa"/>
@@ -13612,12 +13141,6 @@
         </w:tc>
       </w:tr>
       <w:tr>
-        <w:tblPrEx>
-          <w:tblCellMar>
-            <w:top w:w="0" w:type="dxa"/>
-            <w:bottom w:w="0" w:type="dxa"/>
-          </w:tblCellMar>
-        </w:tblPrEx>
         <w:tc>
           <w:tcPr>
             <w:tcW w:w="2800" w:type="dxa"/>
@@ -13701,12 +13224,6 @@
         </w:tc>
       </w:tr>
       <w:tr>
-        <w:tblPrEx>
-          <w:tblCellMar>
-            <w:top w:w="0" w:type="dxa"/>
-            <w:bottom w:w="0" w:type="dxa"/>
-          </w:tblCellMar>
-        </w:tblPrEx>
         <w:tc>
           <w:tcPr>
             <w:tcW w:w="2800" w:type="dxa"/>
@@ -13844,12 +13361,6 @@
         <w:gridCol w:w="4226"/>
       </w:tblGrid>
       <w:tr>
-        <w:tblPrEx>
-          <w:tblCellMar>
-            <w:top w:w="0" w:type="dxa"/>
-            <w:bottom w:w="0" w:type="dxa"/>
-          </w:tblCellMar>
-        </w:tblPrEx>
         <w:trPr>
           <w:tblHeader/>
         </w:trPr>
@@ -13954,12 +13465,6 @@
         </w:tc>
       </w:tr>
       <w:tr>
-        <w:tblPrEx>
-          <w:tblCellMar>
-            <w:top w:w="0" w:type="dxa"/>
-            <w:bottom w:w="0" w:type="dxa"/>
-          </w:tblCellMar>
-        </w:tblPrEx>
         <w:tc>
           <w:tcPr>
             <w:tcW w:w="2800" w:type="dxa"/>
@@ -14046,12 +13551,6 @@
         </w:tc>
       </w:tr>
       <w:tr>
-        <w:tblPrEx>
-          <w:tblCellMar>
-            <w:top w:w="0" w:type="dxa"/>
-            <w:bottom w:w="0" w:type="dxa"/>
-          </w:tblCellMar>
-        </w:tblPrEx>
         <w:tc>
           <w:tcPr>
             <w:tcW w:w="2800" w:type="dxa"/>
@@ -14138,12 +13637,6 @@
         </w:tc>
       </w:tr>
       <w:tr>
-        <w:tblPrEx>
-          <w:tblCellMar>
-            <w:top w:w="0" w:type="dxa"/>
-            <w:bottom w:w="0" w:type="dxa"/>
-          </w:tblCellMar>
-        </w:tblPrEx>
         <w:tc>
           <w:tcPr>
             <w:tcW w:w="2800" w:type="dxa"/>
@@ -14230,12 +13723,6 @@
         </w:tc>
       </w:tr>
       <w:tr>
-        <w:tblPrEx>
-          <w:tblCellMar>
-            <w:top w:w="0" w:type="dxa"/>
-            <w:bottom w:w="0" w:type="dxa"/>
-          </w:tblCellMar>
-        </w:tblPrEx>
         <w:tc>
           <w:tcPr>
             <w:tcW w:w="2800" w:type="dxa"/>
@@ -14328,12 +13815,6 @@
         </w:tc>
       </w:tr>
       <w:tr>
-        <w:tblPrEx>
-          <w:tblCellMar>
-            <w:top w:w="0" w:type="dxa"/>
-            <w:bottom w:w="0" w:type="dxa"/>
-          </w:tblCellMar>
-        </w:tblPrEx>
         <w:tc>
           <w:tcPr>
             <w:tcW w:w="2800" w:type="dxa"/>
@@ -14420,12 +13901,6 @@
         </w:tc>
       </w:tr>
       <w:tr>
-        <w:tblPrEx>
-          <w:tblCellMar>
-            <w:top w:w="0" w:type="dxa"/>
-            <w:bottom w:w="0" w:type="dxa"/>
-          </w:tblCellMar>
-        </w:tblPrEx>
         <w:tc>
           <w:tcPr>
             <w:tcW w:w="2800" w:type="dxa"/>
@@ -14665,12 +14140,6 @@
         <w:gridCol w:w="4175"/>
       </w:tblGrid>
       <w:tr>
-        <w:tblPrEx>
-          <w:tblCellMar>
-            <w:top w:w="0" w:type="dxa"/>
-            <w:bottom w:w="0" w:type="dxa"/>
-          </w:tblCellMar>
-        </w:tblPrEx>
         <w:trPr>
           <w:tblHeader/>
         </w:trPr>
@@ -14775,12 +14244,6 @@
         </w:tc>
       </w:tr>
       <w:tr>
-        <w:tblPrEx>
-          <w:tblCellMar>
-            <w:top w:w="0" w:type="dxa"/>
-            <w:bottom w:w="0" w:type="dxa"/>
-          </w:tblCellMar>
-        </w:tblPrEx>
         <w:tc>
           <w:tcPr>
             <w:tcW w:w="2400" w:type="dxa"/>
@@ -14864,12 +14327,6 @@
         </w:tc>
       </w:tr>
       <w:tr>
-        <w:tblPrEx>
-          <w:tblCellMar>
-            <w:top w:w="0" w:type="dxa"/>
-            <w:bottom w:w="0" w:type="dxa"/>
-          </w:tblCellMar>
-        </w:tblPrEx>
         <w:tc>
           <w:tcPr>
             <w:tcW w:w="2400" w:type="dxa"/>
@@ -14953,12 +14410,6 @@
         </w:tc>
       </w:tr>
       <w:tr>
-        <w:tblPrEx>
-          <w:tblCellMar>
-            <w:top w:w="0" w:type="dxa"/>
-            <w:bottom w:w="0" w:type="dxa"/>
-          </w:tblCellMar>
-        </w:tblPrEx>
         <w:tc>
           <w:tcPr>
             <w:tcW w:w="2400" w:type="dxa"/>
@@ -15048,12 +14499,6 @@
         </w:tc>
       </w:tr>
       <w:tr>
-        <w:tblPrEx>
-          <w:tblCellMar>
-            <w:top w:w="0" w:type="dxa"/>
-            <w:bottom w:w="0" w:type="dxa"/>
-          </w:tblCellMar>
-        </w:tblPrEx>
         <w:tc>
           <w:tcPr>
             <w:tcW w:w="2400" w:type="dxa"/>
@@ -15143,12 +14588,6 @@
         </w:tc>
       </w:tr>
       <w:tr>
-        <w:tblPrEx>
-          <w:tblCellMar>
-            <w:top w:w="0" w:type="dxa"/>
-            <w:bottom w:w="0" w:type="dxa"/>
-          </w:tblCellMar>
-        </w:tblPrEx>
         <w:tc>
           <w:tcPr>
             <w:tcW w:w="2400" w:type="dxa"/>
@@ -15238,12 +14677,6 @@
         </w:tc>
       </w:tr>
       <w:tr>
-        <w:tblPrEx>
-          <w:tblCellMar>
-            <w:top w:w="0" w:type="dxa"/>
-            <w:bottom w:w="0" w:type="dxa"/>
-          </w:tblCellMar>
-        </w:tblPrEx>
         <w:tc>
           <w:tcPr>
             <w:tcW w:w="2400" w:type="dxa"/>
@@ -15333,12 +14766,6 @@
         </w:tc>
       </w:tr>
       <w:tr>
-        <w:tblPrEx>
-          <w:tblCellMar>
-            <w:top w:w="0" w:type="dxa"/>
-            <w:bottom w:w="0" w:type="dxa"/>
-          </w:tblCellMar>
-        </w:tblPrEx>
         <w:tc>
           <w:tcPr>
             <w:tcW w:w="2400" w:type="dxa"/>
@@ -15428,12 +14855,6 @@
         </w:tc>
       </w:tr>
       <w:tr>
-        <w:tblPrEx>
-          <w:tblCellMar>
-            <w:top w:w="0" w:type="dxa"/>
-            <w:bottom w:w="0" w:type="dxa"/>
-          </w:tblCellMar>
-        </w:tblPrEx>
         <w:tc>
           <w:tcPr>
             <w:tcW w:w="2400" w:type="dxa"/>
@@ -15565,12 +14986,6 @@
         <w:gridCol w:w="4426"/>
       </w:tblGrid>
       <w:tr>
-        <w:tblPrEx>
-          <w:tblCellMar>
-            <w:top w:w="0" w:type="dxa"/>
-            <w:bottom w:w="0" w:type="dxa"/>
-          </w:tblCellMar>
-        </w:tblPrEx>
         <w:trPr>
           <w:tblHeader/>
         </w:trPr>
@@ -15675,12 +15090,6 @@
         </w:tc>
       </w:tr>
       <w:tr>
-        <w:tblPrEx>
-          <w:tblCellMar>
-            <w:top w:w="0" w:type="dxa"/>
-            <w:bottom w:w="0" w:type="dxa"/>
-          </w:tblCellMar>
-        </w:tblPrEx>
         <w:tc>
           <w:tcPr>
             <w:tcW w:w="2200" w:type="dxa"/>
@@ -15770,12 +15179,6 @@
         </w:tc>
       </w:tr>
       <w:tr>
-        <w:tblPrEx>
-          <w:tblCellMar>
-            <w:top w:w="0" w:type="dxa"/>
-            <w:bottom w:w="0" w:type="dxa"/>
-          </w:tblCellMar>
-        </w:tblPrEx>
         <w:tc>
           <w:tcPr>
             <w:tcW w:w="2200" w:type="dxa"/>
@@ -15859,12 +15262,6 @@
         </w:tc>
       </w:tr>
       <w:tr>
-        <w:tblPrEx>
-          <w:tblCellMar>
-            <w:top w:w="0" w:type="dxa"/>
-            <w:bottom w:w="0" w:type="dxa"/>
-          </w:tblCellMar>
-        </w:tblPrEx>
         <w:tc>
           <w:tcPr>
             <w:tcW w:w="2200" w:type="dxa"/>
@@ -15980,12 +15377,6 @@
         <w:gridCol w:w="4226"/>
       </w:tblGrid>
       <w:tr>
-        <w:tblPrEx>
-          <w:tblCellMar>
-            <w:top w:w="0" w:type="dxa"/>
-            <w:bottom w:w="0" w:type="dxa"/>
-          </w:tblCellMar>
-        </w:tblPrEx>
         <w:trPr>
           <w:tblHeader/>
         </w:trPr>
@@ -16090,12 +15481,6 @@
         </w:tc>
       </w:tr>
       <w:tr>
-        <w:tblPrEx>
-          <w:tblCellMar>
-            <w:top w:w="0" w:type="dxa"/>
-            <w:bottom w:w="0" w:type="dxa"/>
-          </w:tblCellMar>
-        </w:tblPrEx>
         <w:tc>
           <w:tcPr>
             <w:tcW w:w="2000" w:type="dxa"/>
@@ -16185,12 +15570,6 @@
         </w:tc>
       </w:tr>
       <w:tr>
-        <w:tblPrEx>
-          <w:tblCellMar>
-            <w:top w:w="0" w:type="dxa"/>
-            <w:bottom w:w="0" w:type="dxa"/>
-          </w:tblCellMar>
-        </w:tblPrEx>
         <w:tc>
           <w:tcPr>
             <w:tcW w:w="2000" w:type="dxa"/>
@@ -16280,12 +15659,6 @@
         </w:tc>
       </w:tr>
       <w:tr>
-        <w:tblPrEx>
-          <w:tblCellMar>
-            <w:top w:w="0" w:type="dxa"/>
-            <w:bottom w:w="0" w:type="dxa"/>
-          </w:tblCellMar>
-        </w:tblPrEx>
         <w:tc>
           <w:tcPr>
             <w:tcW w:w="2000" w:type="dxa"/>
@@ -16369,12 +15742,6 @@
         </w:tc>
       </w:tr>
       <w:tr>
-        <w:tblPrEx>
-          <w:tblCellMar>
-            <w:top w:w="0" w:type="dxa"/>
-            <w:bottom w:w="0" w:type="dxa"/>
-          </w:tblCellMar>
-        </w:tblPrEx>
         <w:tc>
           <w:tcPr>
             <w:tcW w:w="2000" w:type="dxa"/>
@@ -16458,12 +15825,6 @@
         </w:tc>
       </w:tr>
       <w:tr>
-        <w:tblPrEx>
-          <w:tblCellMar>
-            <w:top w:w="0" w:type="dxa"/>
-            <w:bottom w:w="0" w:type="dxa"/>
-          </w:tblCellMar>
-        </w:tblPrEx>
         <w:tc>
           <w:tcPr>
             <w:tcW w:w="2000" w:type="dxa"/>
@@ -16628,12 +15989,6 @@
         <w:gridCol w:w="3026"/>
       </w:tblGrid>
       <w:tr>
-        <w:tblPrEx>
-          <w:tblCellMar>
-            <w:top w:w="0" w:type="dxa"/>
-            <w:bottom w:w="0" w:type="dxa"/>
-          </w:tblCellMar>
-        </w:tblPrEx>
         <w:trPr>
           <w:tblHeader/>
         </w:trPr>
@@ -16738,12 +16093,6 @@
         </w:tc>
       </w:tr>
       <w:tr>
-        <w:tblPrEx>
-          <w:tblCellMar>
-            <w:top w:w="0" w:type="dxa"/>
-            <w:bottom w:w="0" w:type="dxa"/>
-          </w:tblCellMar>
-        </w:tblPrEx>
         <w:tc>
           <w:tcPr>
             <w:tcW w:w="3000" w:type="dxa"/>
@@ -16839,12 +16188,6 @@
         </w:tc>
       </w:tr>
       <w:tr>
-        <w:tblPrEx>
-          <w:tblCellMar>
-            <w:top w:w="0" w:type="dxa"/>
-            <w:bottom w:w="0" w:type="dxa"/>
-          </w:tblCellMar>
-        </w:tblPrEx>
         <w:tc>
           <w:tcPr>
             <w:tcW w:w="3000" w:type="dxa"/>
@@ -16928,12 +16271,6 @@
         </w:tc>
       </w:tr>
       <w:tr>
-        <w:tblPrEx>
-          <w:tblCellMar>
-            <w:top w:w="0" w:type="dxa"/>
-            <w:bottom w:w="0" w:type="dxa"/>
-          </w:tblCellMar>
-        </w:tblPrEx>
         <w:tc>
           <w:tcPr>
             <w:tcW w:w="3000" w:type="dxa"/>
@@ -17017,12 +16354,6 @@
         </w:tc>
       </w:tr>
       <w:tr>
-        <w:tblPrEx>
-          <w:tblCellMar>
-            <w:top w:w="0" w:type="dxa"/>
-            <w:bottom w:w="0" w:type="dxa"/>
-          </w:tblCellMar>
-        </w:tblPrEx>
         <w:tc>
           <w:tcPr>
             <w:tcW w:w="3000" w:type="dxa"/>
@@ -17106,12 +16437,6 @@
         </w:tc>
       </w:tr>
       <w:tr>
-        <w:tblPrEx>
-          <w:tblCellMar>
-            <w:top w:w="0" w:type="dxa"/>
-            <w:bottom w:w="0" w:type="dxa"/>
-          </w:tblCellMar>
-        </w:tblPrEx>
         <w:tc>
           <w:tcPr>
             <w:tcW w:w="3000" w:type="dxa"/>
@@ -17195,12 +16520,6 @@
         </w:tc>
       </w:tr>
       <w:tr>
-        <w:tblPrEx>
-          <w:tblCellMar>
-            <w:top w:w="0" w:type="dxa"/>
-            <w:bottom w:w="0" w:type="dxa"/>
-          </w:tblCellMar>
-        </w:tblPrEx>
         <w:tc>
           <w:tcPr>
             <w:tcW w:w="3000" w:type="dxa"/>
@@ -17284,12 +16603,6 @@
         </w:tc>
       </w:tr>
       <w:tr>
-        <w:tblPrEx>
-          <w:tblCellMar>
-            <w:top w:w="0" w:type="dxa"/>
-            <w:bottom w:w="0" w:type="dxa"/>
-          </w:tblCellMar>
-        </w:tblPrEx>
         <w:tc>
           <w:tcPr>
             <w:tcW w:w="3000" w:type="dxa"/>
@@ -17385,12 +16698,6 @@
         </w:tc>
       </w:tr>
       <w:tr>
-        <w:tblPrEx>
-          <w:tblCellMar>
-            <w:top w:w="0" w:type="dxa"/>
-            <w:bottom w:w="0" w:type="dxa"/>
-          </w:tblCellMar>
-        </w:tblPrEx>
         <w:tc>
           <w:tcPr>
             <w:tcW w:w="3000" w:type="dxa"/>
@@ -17659,12 +16966,6 @@
         <w:gridCol w:w="6426"/>
       </w:tblGrid>
       <w:tr>
-        <w:tblPrEx>
-          <w:tblCellMar>
-            <w:top w:w="0" w:type="dxa"/>
-            <w:bottom w:w="0" w:type="dxa"/>
-          </w:tblCellMar>
-        </w:tblPrEx>
         <w:trPr>
           <w:tblHeader/>
         </w:trPr>
@@ -17736,12 +17037,6 @@
         </w:tc>
       </w:tr>
       <w:tr>
-        <w:tblPrEx>
-          <w:tblCellMar>
-            <w:top w:w="0" w:type="dxa"/>
-            <w:bottom w:w="0" w:type="dxa"/>
-          </w:tblCellMar>
-        </w:tblPrEx>
         <w:tc>
           <w:tcPr>
             <w:tcW w:w="2600" w:type="dxa"/>
@@ -17804,12 +17099,6 @@
         </w:tc>
       </w:tr>
       <w:tr>
-        <w:tblPrEx>
-          <w:tblCellMar>
-            <w:top w:w="0" w:type="dxa"/>
-            <w:bottom w:w="0" w:type="dxa"/>
-          </w:tblCellMar>
-        </w:tblPrEx>
         <w:tc>
           <w:tcPr>
             <w:tcW w:w="2600" w:type="dxa"/>
@@ -17866,12 +17155,6 @@
         </w:tc>
       </w:tr>
       <w:tr>
-        <w:tblPrEx>
-          <w:tblCellMar>
-            <w:top w:w="0" w:type="dxa"/>
-            <w:bottom w:w="0" w:type="dxa"/>
-          </w:tblCellMar>
-        </w:tblPrEx>
         <w:tc>
           <w:tcPr>
             <w:tcW w:w="2600" w:type="dxa"/>
@@ -17934,12 +17217,6 @@
         </w:tc>
       </w:tr>
       <w:tr>
-        <w:tblPrEx>
-          <w:tblCellMar>
-            <w:top w:w="0" w:type="dxa"/>
-            <w:bottom w:w="0" w:type="dxa"/>
-          </w:tblCellMar>
-        </w:tblPrEx>
         <w:tc>
           <w:tcPr>
             <w:tcW w:w="2600" w:type="dxa"/>
@@ -18002,12 +17279,6 @@
         </w:tc>
       </w:tr>
       <w:tr>
-        <w:tblPrEx>
-          <w:tblCellMar>
-            <w:top w:w="0" w:type="dxa"/>
-            <w:bottom w:w="0" w:type="dxa"/>
-          </w:tblCellMar>
-        </w:tblPrEx>
         <w:tc>
           <w:tcPr>
             <w:tcW w:w="2600" w:type="dxa"/>
@@ -18070,12 +17341,6 @@
         </w:tc>
       </w:tr>
       <w:tr>
-        <w:tblPrEx>
-          <w:tblCellMar>
-            <w:top w:w="0" w:type="dxa"/>
-            <w:bottom w:w="0" w:type="dxa"/>
-          </w:tblCellMar>
-        </w:tblPrEx>
         <w:tc>
           <w:tcPr>
             <w:tcW w:w="2600" w:type="dxa"/>
@@ -18132,12 +17397,6 @@
         </w:tc>
       </w:tr>
       <w:tr>
-        <w:tblPrEx>
-          <w:tblCellMar>
-            <w:top w:w="0" w:type="dxa"/>
-            <w:bottom w:w="0" w:type="dxa"/>
-          </w:tblCellMar>
-        </w:tblPrEx>
         <w:tc>
           <w:tcPr>
             <w:tcW w:w="2600" w:type="dxa"/>
@@ -18194,12 +17453,6 @@
         </w:tc>
       </w:tr>
       <w:tr>
-        <w:tblPrEx>
-          <w:tblCellMar>
-            <w:top w:w="0" w:type="dxa"/>
-            <w:bottom w:w="0" w:type="dxa"/>
-          </w:tblCellMar>
-        </w:tblPrEx>
         <w:tc>
           <w:tcPr>
             <w:tcW w:w="2600" w:type="dxa"/>
@@ -18262,12 +17515,6 @@
         </w:tc>
       </w:tr>
       <w:tr>
-        <w:tblPrEx>
-          <w:tblCellMar>
-            <w:top w:w="0" w:type="dxa"/>
-            <w:bottom w:w="0" w:type="dxa"/>
-          </w:tblCellMar>
-        </w:tblPrEx>
         <w:tc>
           <w:tcPr>
             <w:tcW w:w="2600" w:type="dxa"/>
@@ -18324,12 +17571,6 @@
         </w:tc>
       </w:tr>
       <w:tr>
-        <w:tblPrEx>
-          <w:tblCellMar>
-            <w:top w:w="0" w:type="dxa"/>
-            <w:bottom w:w="0" w:type="dxa"/>
-          </w:tblCellMar>
-        </w:tblPrEx>
         <w:tc>
           <w:tcPr>
             <w:tcW w:w="2600" w:type="dxa"/>
@@ -18386,12 +17627,6 @@
         </w:tc>
       </w:tr>
       <w:tr>
-        <w:tblPrEx>
-          <w:tblCellMar>
-            <w:top w:w="0" w:type="dxa"/>
-            <w:bottom w:w="0" w:type="dxa"/>
-          </w:tblCellMar>
-        </w:tblPrEx>
         <w:tc>
           <w:tcPr>
             <w:tcW w:w="2600" w:type="dxa"/>
@@ -18448,12 +17683,6 @@
         </w:tc>
       </w:tr>
       <w:tr>
-        <w:tblPrEx>
-          <w:tblCellMar>
-            <w:top w:w="0" w:type="dxa"/>
-            <w:bottom w:w="0" w:type="dxa"/>
-          </w:tblCellMar>
-        </w:tblPrEx>
         <w:tc>
           <w:tcPr>
             <w:tcW w:w="2600" w:type="dxa"/>
@@ -18510,12 +17739,6 @@
         </w:tc>
       </w:tr>
       <w:tr>
-        <w:tblPrEx>
-          <w:tblCellMar>
-            <w:top w:w="0" w:type="dxa"/>
-            <w:bottom w:w="0" w:type="dxa"/>
-          </w:tblCellMar>
-        </w:tblPrEx>
         <w:tc>
           <w:tcPr>
             <w:tcW w:w="2600" w:type="dxa"/>
@@ -18578,12 +17801,6 @@
         </w:tc>
       </w:tr>
       <w:tr>
-        <w:tblPrEx>
-          <w:tblCellMar>
-            <w:top w:w="0" w:type="dxa"/>
-            <w:bottom w:w="0" w:type="dxa"/>
-          </w:tblCellMar>
-        </w:tblPrEx>
         <w:tc>
           <w:tcPr>
             <w:tcW w:w="2600" w:type="dxa"/>
@@ -18671,12 +17888,6 @@
         <w:gridCol w:w="6426"/>
       </w:tblGrid>
       <w:tr>
-        <w:tblPrEx>
-          <w:tblCellMar>
-            <w:top w:w="0" w:type="dxa"/>
-            <w:bottom w:w="0" w:type="dxa"/>
-          </w:tblCellMar>
-        </w:tblPrEx>
         <w:trPr>
           <w:tblHeader/>
         </w:trPr>
@@ -18748,12 +17959,6 @@
         </w:tc>
       </w:tr>
       <w:tr>
-        <w:tblPrEx>
-          <w:tblCellMar>
-            <w:top w:w="0" w:type="dxa"/>
-            <w:bottom w:w="0" w:type="dxa"/>
-          </w:tblCellMar>
-        </w:tblPrEx>
         <w:tc>
           <w:tcPr>
             <w:tcW w:w="2600" w:type="dxa"/>
@@ -18810,12 +18015,6 @@
         </w:tc>
       </w:tr>
       <w:tr>
-        <w:tblPrEx>
-          <w:tblCellMar>
-            <w:top w:w="0" w:type="dxa"/>
-            <w:bottom w:w="0" w:type="dxa"/>
-          </w:tblCellMar>
-        </w:tblPrEx>
         <w:tc>
           <w:tcPr>
             <w:tcW w:w="2600" w:type="dxa"/>
@@ -18872,12 +18071,6 @@
         </w:tc>
       </w:tr>
       <w:tr>
-        <w:tblPrEx>
-          <w:tblCellMar>
-            <w:top w:w="0" w:type="dxa"/>
-            <w:bottom w:w="0" w:type="dxa"/>
-          </w:tblCellMar>
-        </w:tblPrEx>
         <w:tc>
           <w:tcPr>
             <w:tcW w:w="2600" w:type="dxa"/>
@@ -18940,12 +18133,6 @@
         </w:tc>
       </w:tr>
       <w:tr>
-        <w:tblPrEx>
-          <w:tblCellMar>
-            <w:top w:w="0" w:type="dxa"/>
-            <w:bottom w:w="0" w:type="dxa"/>
-          </w:tblCellMar>
-        </w:tblPrEx>
         <w:tc>
           <w:tcPr>
             <w:tcW w:w="2600" w:type="dxa"/>
@@ -19008,12 +18195,6 @@
         </w:tc>
       </w:tr>
       <w:tr>
-        <w:tblPrEx>
-          <w:tblCellMar>
-            <w:top w:w="0" w:type="dxa"/>
-            <w:bottom w:w="0" w:type="dxa"/>
-          </w:tblCellMar>
-        </w:tblPrEx>
         <w:tc>
           <w:tcPr>
             <w:tcW w:w="2600" w:type="dxa"/>
@@ -19070,12 +18251,6 @@
         </w:tc>
       </w:tr>
       <w:tr>
-        <w:tblPrEx>
-          <w:tblCellMar>
-            <w:top w:w="0" w:type="dxa"/>
-            <w:bottom w:w="0" w:type="dxa"/>
-          </w:tblCellMar>
-        </w:tblPrEx>
         <w:tc>
           <w:tcPr>
             <w:tcW w:w="2600" w:type="dxa"/>
@@ -19132,12 +18307,6 @@
         </w:tc>
       </w:tr>
       <w:tr>
-        <w:tblPrEx>
-          <w:tblCellMar>
-            <w:top w:w="0" w:type="dxa"/>
-            <w:bottom w:w="0" w:type="dxa"/>
-          </w:tblCellMar>
-        </w:tblPrEx>
         <w:tc>
           <w:tcPr>
             <w:tcW w:w="2600" w:type="dxa"/>
@@ -19194,12 +18363,6 @@
         </w:tc>
       </w:tr>
       <w:tr>
-        <w:tblPrEx>
-          <w:tblCellMar>
-            <w:top w:w="0" w:type="dxa"/>
-            <w:bottom w:w="0" w:type="dxa"/>
-          </w:tblCellMar>
-        </w:tblPrEx>
         <w:tc>
           <w:tcPr>
             <w:tcW w:w="2600" w:type="dxa"/>
@@ -19256,12 +18419,6 @@
         </w:tc>
       </w:tr>
       <w:tr>
-        <w:tblPrEx>
-          <w:tblCellMar>
-            <w:top w:w="0" w:type="dxa"/>
-            <w:bottom w:w="0" w:type="dxa"/>
-          </w:tblCellMar>
-        </w:tblPrEx>
         <w:tc>
           <w:tcPr>
             <w:tcW w:w="2600" w:type="dxa"/>
@@ -19318,12 +18475,6 @@
         </w:tc>
       </w:tr>
       <w:tr>
-        <w:tblPrEx>
-          <w:tblCellMar>
-            <w:top w:w="0" w:type="dxa"/>
-            <w:bottom w:w="0" w:type="dxa"/>
-          </w:tblCellMar>
-        </w:tblPrEx>
         <w:tc>
           <w:tcPr>
             <w:tcW w:w="2600" w:type="dxa"/>
@@ -19380,12 +18531,6 @@
         </w:tc>
       </w:tr>
       <w:tr>
-        <w:tblPrEx>
-          <w:tblCellMar>
-            <w:top w:w="0" w:type="dxa"/>
-            <w:bottom w:w="0" w:type="dxa"/>
-          </w:tblCellMar>
-        </w:tblPrEx>
         <w:tc>
           <w:tcPr>
             <w:tcW w:w="2600" w:type="dxa"/>
@@ -19442,12 +18587,6 @@
         </w:tc>
       </w:tr>
       <w:tr>
-        <w:tblPrEx>
-          <w:tblCellMar>
-            <w:top w:w="0" w:type="dxa"/>
-            <w:bottom w:w="0" w:type="dxa"/>
-          </w:tblCellMar>
-        </w:tblPrEx>
         <w:tc>
           <w:tcPr>
             <w:tcW w:w="2600" w:type="dxa"/>
@@ -19504,12 +18643,6 @@
         </w:tc>
       </w:tr>
       <w:tr>
-        <w:tblPrEx>
-          <w:tblCellMar>
-            <w:top w:w="0" w:type="dxa"/>
-            <w:bottom w:w="0" w:type="dxa"/>
-          </w:tblCellMar>
-        </w:tblPrEx>
         <w:tc>
           <w:tcPr>
             <w:tcW w:w="2600" w:type="dxa"/>
@@ -19805,12 +18938,6 @@
         <w:gridCol w:w="6026"/>
       </w:tblGrid>
       <w:tr>
-        <w:tblPrEx>
-          <w:tblCellMar>
-            <w:top w:w="0" w:type="dxa"/>
-            <w:bottom w:w="0" w:type="dxa"/>
-          </w:tblCellMar>
-        </w:tblPrEx>
         <w:trPr>
           <w:tblHeader/>
         </w:trPr>
@@ -19882,12 +19009,6 @@
         </w:tc>
       </w:tr>
       <w:tr>
-        <w:tblPrEx>
-          <w:tblCellMar>
-            <w:top w:w="0" w:type="dxa"/>
-            <w:bottom w:w="0" w:type="dxa"/>
-          </w:tblCellMar>
-        </w:tblPrEx>
         <w:tc>
           <w:tcPr>
             <w:tcW w:w="3000" w:type="dxa"/>
@@ -19950,12 +19071,6 @@
         </w:tc>
       </w:tr>
       <w:tr>
-        <w:tblPrEx>
-          <w:tblCellMar>
-            <w:top w:w="0" w:type="dxa"/>
-            <w:bottom w:w="0" w:type="dxa"/>
-          </w:tblCellMar>
-        </w:tblPrEx>
         <w:tc>
           <w:tcPr>
             <w:tcW w:w="3000" w:type="dxa"/>
@@ -20018,12 +19133,6 @@
         </w:tc>
       </w:tr>
       <w:tr>
-        <w:tblPrEx>
-          <w:tblCellMar>
-            <w:top w:w="0" w:type="dxa"/>
-            <w:bottom w:w="0" w:type="dxa"/>
-          </w:tblCellMar>
-        </w:tblPrEx>
         <w:tc>
           <w:tcPr>
             <w:tcW w:w="3000" w:type="dxa"/>
@@ -20086,12 +19195,6 @@
         </w:tc>
       </w:tr>
       <w:tr>
-        <w:tblPrEx>
-          <w:tblCellMar>
-            <w:top w:w="0" w:type="dxa"/>
-            <w:bottom w:w="0" w:type="dxa"/>
-          </w:tblCellMar>
-        </w:tblPrEx>
         <w:tc>
           <w:tcPr>
             <w:tcW w:w="3000" w:type="dxa"/>
@@ -20160,12 +19263,6 @@
         </w:tc>
       </w:tr>
       <w:tr>
-        <w:tblPrEx>
-          <w:tblCellMar>
-            <w:top w:w="0" w:type="dxa"/>
-            <w:bottom w:w="0" w:type="dxa"/>
-          </w:tblCellMar>
-        </w:tblPrEx>
         <w:tc>
           <w:tcPr>
             <w:tcW w:w="3000" w:type="dxa"/>
@@ -20234,12 +19331,6 @@
         </w:tc>
       </w:tr>
       <w:tr>
-        <w:tblPrEx>
-          <w:tblCellMar>
-            <w:top w:w="0" w:type="dxa"/>
-            <w:bottom w:w="0" w:type="dxa"/>
-          </w:tblCellMar>
-        </w:tblPrEx>
         <w:tc>
           <w:tcPr>
             <w:tcW w:w="3000" w:type="dxa"/>
@@ -20501,7 +19592,19 @@
         <w:rPr>
           <w:lang w:val="fr-FR"/>
         </w:rPr>
-        <w:t>Deploiement sur microcontroleur (STM32, Arduino) avec modele compresse (ONNX)</w:t>
+        <w:t>Deploiement sur microcontroleur (</w:t>
+      </w:r>
+      <w:r>
+        <w:rPr>
+          <w:lang w:val="fr-FR"/>
+        </w:rPr>
+        <w:t>ESP</w:t>
+      </w:r>
+      <w:r>
+        <w:rPr>
+          <w:lang w:val="fr-FR"/>
+        </w:rPr>
+        <w:t>32, Arduino) avec modele compresse (ONNX)</w:t>
       </w:r>
     </w:p>
     <w:p>
@@ -20579,12 +19682,6 @@
         <w:gridCol w:w="2026"/>
       </w:tblGrid>
       <w:tr>
-        <w:tblPrEx>
-          <w:tblCellMar>
-            <w:top w:w="0" w:type="dxa"/>
-            <w:bottom w:w="0" w:type="dxa"/>
-          </w:tblCellMar>
-        </w:tblPrEx>
         <w:trPr>
           <w:tblHeader/>
         </w:trPr>
@@ -20689,12 +19786,6 @@
         </w:tc>
       </w:tr>
       <w:tr>
-        <w:tblPrEx>
-          <w:tblCellMar>
-            <w:top w:w="0" w:type="dxa"/>
-            <w:bottom w:w="0" w:type="dxa"/>
-          </w:tblCellMar>
-        </w:tblPrEx>
         <w:tc>
           <w:tcPr>
             <w:tcW w:w="3600" w:type="dxa"/>
@@ -20778,12 +19869,6 @@
         </w:tc>
       </w:tr>
       <w:tr>
-        <w:tblPrEx>
-          <w:tblCellMar>
-            <w:top w:w="0" w:type="dxa"/>
-            <w:bottom w:w="0" w:type="dxa"/>
-          </w:tblCellMar>
-        </w:tblPrEx>
         <w:tc>
           <w:tcPr>
             <w:tcW w:w="3600" w:type="dxa"/>
@@ -20867,12 +19952,6 @@
         </w:tc>
       </w:tr>
       <w:tr>
-        <w:tblPrEx>
-          <w:tblCellMar>
-            <w:top w:w="0" w:type="dxa"/>
-            <w:bottom w:w="0" w:type="dxa"/>
-          </w:tblCellMar>
-        </w:tblPrEx>
         <w:tc>
           <w:tcPr>
             <w:tcW w:w="3600" w:type="dxa"/>
@@ -20962,12 +20041,6 @@
         </w:tc>
       </w:tr>
       <w:tr>
-        <w:tblPrEx>
-          <w:tblCellMar>
-            <w:top w:w="0" w:type="dxa"/>
-            <w:bottom w:w="0" w:type="dxa"/>
-          </w:tblCellMar>
-        </w:tblPrEx>
         <w:tc>
           <w:tcPr>
             <w:tcW w:w="3600" w:type="dxa"/>
@@ -21057,12 +20130,6 @@
         </w:tc>
       </w:tr>
       <w:tr>
-        <w:tblPrEx>
-          <w:tblCellMar>
-            <w:top w:w="0" w:type="dxa"/>
-            <w:bottom w:w="0" w:type="dxa"/>
-          </w:tblCellMar>
-        </w:tblPrEx>
         <w:tc>
           <w:tcPr>
             <w:tcW w:w="3600" w:type="dxa"/>
@@ -21152,12 +20219,6 @@
         </w:tc>
       </w:tr>
       <w:tr>
-        <w:tblPrEx>
-          <w:tblCellMar>
-            <w:top w:w="0" w:type="dxa"/>
-            <w:bottom w:w="0" w:type="dxa"/>
-          </w:tblCellMar>
-        </w:tblPrEx>
         <w:tc>
           <w:tcPr>
             <w:tcW w:w="3600" w:type="dxa"/>
@@ -21247,12 +20308,6 @@
         </w:tc>
       </w:tr>
       <w:tr>
-        <w:tblPrEx>
-          <w:tblCellMar>
-            <w:top w:w="0" w:type="dxa"/>
-            <w:bottom w:w="0" w:type="dxa"/>
-          </w:tblCellMar>
-        </w:tblPrEx>
         <w:tc>
           <w:tcPr>
             <w:tcW w:w="3600" w:type="dxa"/>
@@ -21342,12 +20397,6 @@
         </w:tc>
       </w:tr>
       <w:tr>
-        <w:tblPrEx>
-          <w:tblCellMar>
-            <w:top w:w="0" w:type="dxa"/>
-            <w:bottom w:w="0" w:type="dxa"/>
-          </w:tblCellMar>
-        </w:tblPrEx>
         <w:tc>
           <w:tcPr>
             <w:tcW w:w="3600" w:type="dxa"/>
@@ -21437,12 +20486,6 @@
         </w:tc>
       </w:tr>
       <w:tr>
-        <w:tblPrEx>
-          <w:tblCellMar>
-            <w:top w:w="0" w:type="dxa"/>
-            <w:bottom w:w="0" w:type="dxa"/>
-          </w:tblCellMar>
-        </w:tblPrEx>
         <w:tc>
           <w:tcPr>
             <w:tcW w:w="3600" w:type="dxa"/>
@@ -21532,12 +20575,6 @@
         </w:tc>
       </w:tr>
       <w:tr>
-        <w:tblPrEx>
-          <w:tblCellMar>
-            <w:top w:w="0" w:type="dxa"/>
-            <w:bottom w:w="0" w:type="dxa"/>
-          </w:tblCellMar>
-        </w:tblPrEx>
         <w:tc>
           <w:tcPr>
             <w:tcW w:w="3600" w:type="dxa"/>
@@ -21627,12 +20664,6 @@
         </w:tc>
       </w:tr>
       <w:tr>
-        <w:tblPrEx>
-          <w:tblCellMar>
-            <w:top w:w="0" w:type="dxa"/>
-            <w:bottom w:w="0" w:type="dxa"/>
-          </w:tblCellMar>
-        </w:tblPrEx>
         <w:tc>
           <w:tcPr>
             <w:tcW w:w="3600" w:type="dxa"/>
@@ -21722,12 +20753,6 @@
         </w:tc>
       </w:tr>
       <w:tr>
-        <w:tblPrEx>
-          <w:tblCellMar>
-            <w:top w:w="0" w:type="dxa"/>
-            <w:bottom w:w="0" w:type="dxa"/>
-          </w:tblCellMar>
-        </w:tblPrEx>
         <w:tc>
           <w:tcPr>
             <w:tcW w:w="3600" w:type="dxa"/>
@@ -21817,12 +20842,6 @@
         </w:tc>
       </w:tr>
       <w:tr>
-        <w:tblPrEx>
-          <w:tblCellMar>
-            <w:top w:w="0" w:type="dxa"/>
-            <w:bottom w:w="0" w:type="dxa"/>
-          </w:tblCellMar>
-        </w:tblPrEx>
         <w:tc>
           <w:tcPr>
             <w:tcW w:w="3600" w:type="dxa"/>
@@ -21912,12 +20931,6 @@
         </w:tc>
       </w:tr>
       <w:tr>
-        <w:tblPrEx>
-          <w:tblCellMar>
-            <w:top w:w="0" w:type="dxa"/>
-            <w:bottom w:w="0" w:type="dxa"/>
-          </w:tblCellMar>
-        </w:tblPrEx>
         <w:tc>
           <w:tcPr>
             <w:tcW w:w="3600" w:type="dxa"/>
@@ -22007,12 +21020,6 @@
         </w:tc>
       </w:tr>
       <w:tr>
-        <w:tblPrEx>
-          <w:tblCellMar>
-            <w:top w:w="0" w:type="dxa"/>
-            <w:bottom w:w="0" w:type="dxa"/>
-          </w:tblCellMar>
-        </w:tblPrEx>
         <w:tc>
           <w:tcPr>
             <w:tcW w:w="3600" w:type="dxa"/>
@@ -22102,12 +21109,6 @@
         </w:tc>
       </w:tr>
       <w:tr>
-        <w:tblPrEx>
-          <w:tblCellMar>
-            <w:top w:w="0" w:type="dxa"/>
-            <w:bottom w:w="0" w:type="dxa"/>
-          </w:tblCellMar>
-        </w:tblPrEx>
         <w:tc>
           <w:tcPr>
             <w:tcW w:w="3600" w:type="dxa"/>
@@ -22223,12 +21224,6 @@
         <w:gridCol w:w="4826"/>
       </w:tblGrid>
       <w:tr>
-        <w:tblPrEx>
-          <w:tblCellMar>
-            <w:top w:w="0" w:type="dxa"/>
-            <w:bottom w:w="0" w:type="dxa"/>
-          </w:tblCellMar>
-        </w:tblPrEx>
         <w:trPr>
           <w:tblHeader/>
         </w:trPr>
@@ -22333,12 +21328,6 @@
         </w:tc>
       </w:tr>
       <w:tr>
-        <w:tblPrEx>
-          <w:tblCellMar>
-            <w:top w:w="0" w:type="dxa"/>
-            <w:bottom w:w="0" w:type="dxa"/>
-          </w:tblCellMar>
-        </w:tblPrEx>
         <w:tc>
           <w:tcPr>
             <w:tcW w:w="2400" w:type="dxa"/>
@@ -22425,12 +21414,6 @@
         </w:tc>
       </w:tr>
       <w:tr>
-        <w:tblPrEx>
-          <w:tblCellMar>
-            <w:top w:w="0" w:type="dxa"/>
-            <w:bottom w:w="0" w:type="dxa"/>
-          </w:tblCellMar>
-        </w:tblPrEx>
         <w:tc>
           <w:tcPr>
             <w:tcW w:w="2400" w:type="dxa"/>
@@ -22514,12 +21497,6 @@
         </w:tc>
       </w:tr>
       <w:tr>
-        <w:tblPrEx>
-          <w:tblCellMar>
-            <w:top w:w="0" w:type="dxa"/>
-            <w:bottom w:w="0" w:type="dxa"/>
-          </w:tblCellMar>
-        </w:tblPrEx>
         <w:tc>
           <w:tcPr>
             <w:tcW w:w="2400" w:type="dxa"/>
@@ -22606,12 +21583,6 @@
         </w:tc>
       </w:tr>
       <w:tr>
-        <w:tblPrEx>
-          <w:tblCellMar>
-            <w:top w:w="0" w:type="dxa"/>
-            <w:bottom w:w="0" w:type="dxa"/>
-          </w:tblCellMar>
-        </w:tblPrEx>
         <w:tc>
           <w:tcPr>
             <w:tcW w:w="2400" w:type="dxa"/>
@@ -22695,12 +21666,6 @@
         </w:tc>
       </w:tr>
       <w:tr>
-        <w:tblPrEx>
-          <w:tblCellMar>
-            <w:top w:w="0" w:type="dxa"/>
-            <w:bottom w:w="0" w:type="dxa"/>
-          </w:tblCellMar>
-        </w:tblPrEx>
         <w:tc>
           <w:tcPr>
             <w:tcW w:w="2400" w:type="dxa"/>
@@ -22784,12 +21749,6 @@
         </w:tc>
       </w:tr>
       <w:tr>
-        <w:tblPrEx>
-          <w:tblCellMar>
-            <w:top w:w="0" w:type="dxa"/>
-            <w:bottom w:w="0" w:type="dxa"/>
-          </w:tblCellMar>
-        </w:tblPrEx>
         <w:tc>
           <w:tcPr>
             <w:tcW w:w="2400" w:type="dxa"/>
@@ -22873,12 +21832,6 @@
         </w:tc>
       </w:tr>
       <w:tr>
-        <w:tblPrEx>
-          <w:tblCellMar>
-            <w:top w:w="0" w:type="dxa"/>
-            <w:bottom w:w="0" w:type="dxa"/>
-          </w:tblCellMar>
-        </w:tblPrEx>
         <w:tc>
           <w:tcPr>
             <w:tcW w:w="2400" w:type="dxa"/>
@@ -22963,12 +21916,6 @@
         </w:tc>
       </w:tr>
       <w:tr>
-        <w:tblPrEx>
-          <w:tblCellMar>
-            <w:top w:w="0" w:type="dxa"/>
-            <w:bottom w:w="0" w:type="dxa"/>
-          </w:tblCellMar>
-        </w:tblPrEx>
         <w:tc>
           <w:tcPr>
             <w:tcW w:w="2400" w:type="dxa"/>
@@ -23095,12 +22042,6 @@
         <w:gridCol w:w="5826"/>
       </w:tblGrid>
       <w:tr>
-        <w:tblPrEx>
-          <w:tblCellMar>
-            <w:top w:w="0" w:type="dxa"/>
-            <w:bottom w:w="0" w:type="dxa"/>
-          </w:tblCellMar>
-        </w:tblPrEx>
         <w:trPr>
           <w:tblHeader/>
         </w:trPr>
@@ -23172,12 +22113,6 @@
         </w:tc>
       </w:tr>
       <w:tr>
-        <w:tblPrEx>
-          <w:tblCellMar>
-            <w:top w:w="0" w:type="dxa"/>
-            <w:bottom w:w="0" w:type="dxa"/>
-          </w:tblCellMar>
-        </w:tblPrEx>
         <w:tc>
           <w:tcPr>
             <w:tcW w:w="3200" w:type="dxa"/>
@@ -23240,12 +22175,6 @@
         </w:tc>
       </w:tr>
       <w:tr>
-        <w:tblPrEx>
-          <w:tblCellMar>
-            <w:top w:w="0" w:type="dxa"/>
-            <w:bottom w:w="0" w:type="dxa"/>
-          </w:tblCellMar>
-        </w:tblPrEx>
         <w:tc>
           <w:tcPr>
             <w:tcW w:w="3200" w:type="dxa"/>
@@ -23308,12 +22237,6 @@
         </w:tc>
       </w:tr>
       <w:tr>
-        <w:tblPrEx>
-          <w:tblCellMar>
-            <w:top w:w="0" w:type="dxa"/>
-            <w:bottom w:w="0" w:type="dxa"/>
-          </w:tblCellMar>
-        </w:tblPrEx>
         <w:tc>
           <w:tcPr>
             <w:tcW w:w="3200" w:type="dxa"/>
@@ -23376,12 +22299,6 @@
         </w:tc>
       </w:tr>
       <w:tr>
-        <w:tblPrEx>
-          <w:tblCellMar>
-            <w:top w:w="0" w:type="dxa"/>
-            <w:bottom w:w="0" w:type="dxa"/>
-          </w:tblCellMar>
-        </w:tblPrEx>
         <w:tc>
           <w:tcPr>
             <w:tcW w:w="3200" w:type="dxa"/>
@@ -23438,12 +22355,6 @@
         </w:tc>
       </w:tr>
       <w:tr>
-        <w:tblPrEx>
-          <w:tblCellMar>
-            <w:top w:w="0" w:type="dxa"/>
-            <w:bottom w:w="0" w:type="dxa"/>
-          </w:tblCellMar>
-        </w:tblPrEx>
         <w:tc>
           <w:tcPr>
             <w:tcW w:w="3200" w:type="dxa"/>
@@ -23506,12 +22417,6 @@
         </w:tc>
       </w:tr>
       <w:tr>
-        <w:tblPrEx>
-          <w:tblCellMar>
-            <w:top w:w="0" w:type="dxa"/>
-            <w:bottom w:w="0" w:type="dxa"/>
-          </w:tblCellMar>
-        </w:tblPrEx>
         <w:tc>
           <w:tcPr>
             <w:tcW w:w="3200" w:type="dxa"/>
@@ -23574,12 +22479,6 @@
         </w:tc>
       </w:tr>
       <w:tr>
-        <w:tblPrEx>
-          <w:tblCellMar>
-            <w:top w:w="0" w:type="dxa"/>
-            <w:bottom w:w="0" w:type="dxa"/>
-          </w:tblCellMar>
-        </w:tblPrEx>
         <w:tc>
           <w:tcPr>
             <w:tcW w:w="3200" w:type="dxa"/>
@@ -23642,12 +22541,6 @@
         </w:tc>
       </w:tr>
       <w:tr>
-        <w:tblPrEx>
-          <w:tblCellMar>
-            <w:top w:w="0" w:type="dxa"/>
-            <w:bottom w:w="0" w:type="dxa"/>
-          </w:tblCellMar>
-        </w:tblPrEx>
         <w:tc>
           <w:tcPr>
             <w:tcW w:w="3200" w:type="dxa"/>
@@ -23710,12 +22603,6 @@
         </w:tc>
       </w:tr>
       <w:tr>
-        <w:tblPrEx>
-          <w:tblCellMar>
-            <w:top w:w="0" w:type="dxa"/>
-            <w:bottom w:w="0" w:type="dxa"/>
-          </w:tblCellMar>
-        </w:tblPrEx>
         <w:tc>
           <w:tcPr>
             <w:tcW w:w="3200" w:type="dxa"/>
@@ -23828,41 +22715,6 @@
       </w:tabs>
       <w:spacing w:before="120"/>
     </w:pPr>
-    <w:r>
-      <w:rPr>
-        <w:color w:val="404040"/>
-        <w:sz w:val="18"/>
-        <w:szCs w:val="18"/>
-      </w:rPr>
-      <w:t>Rapport de Projet  |  2024-2025</w:t>
-    </w:r>
-    <w:r>
-      <w:rPr>
-        <w:sz w:val="18"/>
-        <w:szCs w:val="18"/>
-      </w:rPr>
-      <w:tab/>
-    </w:r>
-    <w:r>
-      <w:rPr>
-        <w:color w:val="404040"/>
-        <w:sz w:val="18"/>
-        <w:szCs w:val="18"/>
-      </w:rPr>
-      <w:t xml:space="preserve">Page </w:t>
-    </w:r>
-    <w:r>
-      <w:fldChar w:fldCharType="begin"/>
-    </w:r>
-    <w:r>
-      <w:instrText>[object Object]</w:instrText>
-    </w:r>
-    <w:r>
-      <w:fldChar w:fldCharType="separate"/>
-    </w:r>
-    <w:r>
-      <w:fldChar w:fldCharType="end"/>
-    </w:r>
   </w:p>
 </w:ftr>
 </file>
@@ -23898,26 +22750,6 @@
         <w:lang w:val="fr-FR"/>
       </w:rPr>
     </w:pPr>
-    <w:r>
-      <w:rPr>
-        <w:color w:val="404040"/>
-        <w:sz w:val="18"/>
-        <w:szCs w:val="18"/>
-        <w:lang w:val="fr-FR"/>
-      </w:rPr>
-      <w:t xml:space="preserve">Projet de Fin d'Annee II  |  </w:t>
-    </w:r>
-    <w:r>
-      <w:rPr>
-        <w:b/>
-        <w:bCs/>
-        <w:color w:val="1F4E79"/>
-        <w:sz w:val="18"/>
-        <w:szCs w:val="18"/>
-        <w:lang w:val="fr-FR"/>
-      </w:rPr>
-      <w:t>Diagnostic de Moteurs DC 12V par IA</w:t>
-    </w:r>
   </w:p>
 </w:hdr>
 </file>
@@ -24711,6 +23543,48 @@
       <w:szCs w:val="20"/>
     </w:rPr>
   </w:style>
+  <w:style w:type="paragraph" w:styleId="Header">
+    <w:name w:val="header"/>
+    <w:basedOn w:val="Normal"/>
+    <w:link w:val="HeaderChar"/>
+    <w:uiPriority w:val="99"/>
+    <w:unhideWhenUsed/>
+    <w:rsid w:val="00DB3DDC"/>
+    <w:pPr>
+      <w:tabs>
+        <w:tab w:val="center" w:pos="4680"/>
+        <w:tab w:val="right" w:pos="9360"/>
+      </w:tabs>
+    </w:pPr>
+  </w:style>
+  <w:style w:type="character" w:customStyle="1" w:styleId="HeaderChar">
+    <w:name w:val="Header Char"/>
+    <w:basedOn w:val="DefaultParagraphFont"/>
+    <w:link w:val="Header"/>
+    <w:uiPriority w:val="99"/>
+    <w:rsid w:val="00DB3DDC"/>
+  </w:style>
+  <w:style w:type="paragraph" w:styleId="Footer">
+    <w:name w:val="footer"/>
+    <w:basedOn w:val="Normal"/>
+    <w:link w:val="FooterChar"/>
+    <w:uiPriority w:val="99"/>
+    <w:unhideWhenUsed/>
+    <w:rsid w:val="00DB3DDC"/>
+    <w:pPr>
+      <w:tabs>
+        <w:tab w:val="center" w:pos="4680"/>
+        <w:tab w:val="right" w:pos="9360"/>
+      </w:tabs>
+    </w:pPr>
+  </w:style>
+  <w:style w:type="character" w:customStyle="1" w:styleId="FooterChar">
+    <w:name w:val="Footer Char"/>
+    <w:basedOn w:val="DefaultParagraphFont"/>
+    <w:link w:val="Footer"/>
+    <w:uiPriority w:val="99"/>
+    <w:rsid w:val="00DB3DDC"/>
+  </w:style>
 </w:styles>
 </file>
 

--- a/rapport_diagnostic_moteur_dc.docx
+++ b/rapport_diagnostic_moteur_dc.docx
@@ -23,7 +23,51 @@
           <w:szCs w:val="48"/>
           <w:lang w:val="fr-FR"/>
         </w:rPr>
-        <w:t>Petit rapport sur le 1ere essaie d’entrainement IA</w:t>
+        <w:t>Petit rapport sur l</w:t>
+      </w:r>
+      <w:r>
+        <w:rPr>
+          <w:b/>
+          <w:bCs/>
+          <w:color w:val="1F4E79"/>
+          <w:sz w:val="48"/>
+          <w:szCs w:val="48"/>
+          <w:lang w:val="fr-FR"/>
+        </w:rPr>
+        <w:t>a</w:t>
+      </w:r>
+      <w:r>
+        <w:rPr>
+          <w:b/>
+          <w:bCs/>
+          <w:color w:val="1F4E79"/>
+          <w:sz w:val="48"/>
+          <w:szCs w:val="48"/>
+          <w:lang w:val="fr-FR"/>
+        </w:rPr>
+        <w:t xml:space="preserve"> 1</w:t>
+      </w:r>
+      <w:r>
+        <w:rPr>
+          <w:b/>
+          <w:bCs/>
+          <w:color w:val="1F4E79"/>
+          <w:sz w:val="48"/>
+          <w:szCs w:val="48"/>
+          <w:lang w:val="fr-FR"/>
+        </w:rPr>
+        <w:t>é</w:t>
+      </w:r>
+      <w:r>
+        <w:rPr>
+          <w:b/>
+          <w:bCs/>
+          <w:color w:val="1F4E79"/>
+          <w:sz w:val="48"/>
+          <w:szCs w:val="48"/>
+          <w:lang w:val="fr-FR"/>
+        </w:rPr>
+        <w:t>re essaie d’entrainement IA</w:t>
       </w:r>
     </w:p>
     <w:p>
@@ -118,14 +162,7 @@
           <w:color w:val="404040"/>
           <w:lang w:val="fr-FR"/>
         </w:rPr>
-        <w:t>Année</w:t>
-      </w:r>
-      <w:r>
-        <w:rPr>
-          <w:color w:val="404040"/>
-          <w:lang w:val="fr-FR"/>
-        </w:rPr>
-        <w:t xml:space="preserve"> universitaire : 202</w:t>
+        <w:t>Année universitaire : 202</w:t>
       </w:r>
       <w:r>
         <w:rPr>
@@ -229,191 +266,25 @@
                 <w:szCs w:val="20"/>
                 <w:lang w:val="fr-FR"/>
               </w:rPr>
-              <w:t>Développer</w:t>
-            </w:r>
+              <w:t xml:space="preserve">Développer un système de diagnostic intelligent capable de détecter automatiquement les types de pannes d'un moteur DC 12V à partir de données issues de 3 capteurs : courant, tension et vitesse. Comparer 5 à 6 algorithmes de Machine Learning et proposer deux versions complémentaires : une basée sur les labels réels </w:t>
+            </w:r>
+            <w:proofErr w:type="gramStart"/>
             <w:r>
               <w:rPr>
                 <w:sz w:val="20"/>
                 <w:szCs w:val="20"/>
                 <w:lang w:val="fr-FR"/>
               </w:rPr>
-              <w:t xml:space="preserve"> un </w:t>
-            </w:r>
+              <w:t>du datasheet</w:t>
+            </w:r>
+            <w:proofErr w:type="gramEnd"/>
             <w:r>
               <w:rPr>
                 <w:sz w:val="20"/>
                 <w:szCs w:val="20"/>
                 <w:lang w:val="fr-FR"/>
               </w:rPr>
-              <w:t>système</w:t>
-            </w:r>
-            <w:r>
-              <w:rPr>
-                <w:sz w:val="20"/>
-                <w:szCs w:val="20"/>
-                <w:lang w:val="fr-FR"/>
-              </w:rPr>
-              <w:t xml:space="preserve"> de diagnostic intelligent capable de </w:t>
-            </w:r>
-            <w:r>
-              <w:rPr>
-                <w:sz w:val="20"/>
-                <w:szCs w:val="20"/>
-                <w:lang w:val="fr-FR"/>
-              </w:rPr>
-              <w:t>détecter</w:t>
-            </w:r>
-            <w:r>
-              <w:rPr>
-                <w:sz w:val="20"/>
-                <w:szCs w:val="20"/>
-                <w:lang w:val="fr-FR"/>
-              </w:rPr>
-              <w:t xml:space="preserve"> automatiquement les types de pannes d'un moteur DC 12V </w:t>
-            </w:r>
-            <w:r>
-              <w:rPr>
-                <w:sz w:val="20"/>
-                <w:szCs w:val="20"/>
-                <w:lang w:val="fr-FR"/>
-              </w:rPr>
-              <w:t>à</w:t>
-            </w:r>
-            <w:r>
-              <w:rPr>
-                <w:sz w:val="20"/>
-                <w:szCs w:val="20"/>
-                <w:lang w:val="fr-FR"/>
-              </w:rPr>
-              <w:t xml:space="preserve"> partir de </w:t>
-            </w:r>
-            <w:r>
-              <w:rPr>
-                <w:sz w:val="20"/>
-                <w:szCs w:val="20"/>
-                <w:lang w:val="fr-FR"/>
-              </w:rPr>
-              <w:t>données</w:t>
-            </w:r>
-            <w:r>
-              <w:rPr>
-                <w:sz w:val="20"/>
-                <w:szCs w:val="20"/>
-                <w:lang w:val="fr-FR"/>
-              </w:rPr>
-              <w:t xml:space="preserve"> issues de 3 capteurs : courant, tension et vitesse. Comparer 5 </w:t>
-            </w:r>
-            <w:r>
-              <w:rPr>
-                <w:sz w:val="20"/>
-                <w:szCs w:val="20"/>
-                <w:lang w:val="fr-FR"/>
-              </w:rPr>
-              <w:t>à</w:t>
-            </w:r>
-            <w:r>
-              <w:rPr>
-                <w:sz w:val="20"/>
-                <w:szCs w:val="20"/>
-                <w:lang w:val="fr-FR"/>
-              </w:rPr>
-              <w:t xml:space="preserve"> 6 algorithmes de Machine Learning et proposer deux versions </w:t>
-            </w:r>
-            <w:r>
-              <w:rPr>
-                <w:sz w:val="20"/>
-                <w:szCs w:val="20"/>
-                <w:lang w:val="fr-FR"/>
-              </w:rPr>
-              <w:t>complémentaires</w:t>
-            </w:r>
-            <w:r>
-              <w:rPr>
-                <w:sz w:val="20"/>
-                <w:szCs w:val="20"/>
-                <w:lang w:val="fr-FR"/>
-              </w:rPr>
-              <w:t xml:space="preserve"> : une </w:t>
-            </w:r>
-            <w:r>
-              <w:rPr>
-                <w:sz w:val="20"/>
-                <w:szCs w:val="20"/>
-                <w:lang w:val="fr-FR"/>
-              </w:rPr>
-              <w:t>basée</w:t>
-            </w:r>
-            <w:r>
-              <w:rPr>
-                <w:sz w:val="20"/>
-                <w:szCs w:val="20"/>
-                <w:lang w:val="fr-FR"/>
-              </w:rPr>
-              <w:t xml:space="preserve"> sur les labels </w:t>
-            </w:r>
-            <w:r>
-              <w:rPr>
-                <w:sz w:val="20"/>
-                <w:szCs w:val="20"/>
-                <w:lang w:val="fr-FR"/>
-              </w:rPr>
-              <w:t>réels</w:t>
-            </w:r>
-            <w:r>
-              <w:rPr>
-                <w:sz w:val="20"/>
-                <w:szCs w:val="20"/>
-                <w:lang w:val="fr-FR"/>
-              </w:rPr>
-              <w:t xml:space="preserve"> du </w:t>
-            </w:r>
-            <w:r>
-              <w:rPr>
-                <w:sz w:val="20"/>
-                <w:szCs w:val="20"/>
-                <w:lang w:val="fr-FR"/>
-              </w:rPr>
-              <w:t>datasheet</w:t>
-            </w:r>
-            <w:r>
-              <w:rPr>
-                <w:sz w:val="20"/>
-                <w:szCs w:val="20"/>
-                <w:lang w:val="fr-FR"/>
-              </w:rPr>
-              <w:t xml:space="preserve"> et une </w:t>
-            </w:r>
-            <w:r>
-              <w:rPr>
-                <w:sz w:val="20"/>
-                <w:szCs w:val="20"/>
-                <w:lang w:val="fr-FR"/>
-              </w:rPr>
-              <w:t>basée</w:t>
-            </w:r>
-            <w:r>
-              <w:rPr>
-                <w:sz w:val="20"/>
-                <w:szCs w:val="20"/>
-                <w:lang w:val="fr-FR"/>
-              </w:rPr>
-              <w:t xml:space="preserve"> sur des formules physiques </w:t>
-            </w:r>
-            <w:r>
-              <w:rPr>
-                <w:sz w:val="20"/>
-                <w:szCs w:val="20"/>
-                <w:lang w:val="fr-FR"/>
-              </w:rPr>
-              <w:t>réalistes</w:t>
-            </w:r>
-            <w:r>
-              <w:rPr>
-                <w:sz w:val="20"/>
-                <w:szCs w:val="20"/>
-                <w:lang w:val="fr-FR"/>
-              </w:rPr>
-              <w:t>.</w:t>
+              <w:t xml:space="preserve"> et une basée sur des formules physiques réalistes.</w:t>
             </w:r>
           </w:p>
         </w:tc>
@@ -505,7 +376,39 @@
           <w:color w:val="000000"/>
           <w:lang w:val="fr-FR"/>
         </w:rPr>
-        <w:t xml:space="preserve"> electrique et mecanique. Les moteurs a courant continu (DC) 12V sont largement utilises dans les systemes embarques, la robotique et l'automatisation industrielle. Leur defaillance peut provoquer des arrets de production couteux ou des situations dangereuses.</w:t>
+        <w:t xml:space="preserve"> electrique et mecanique. Les moteurs </w:t>
+      </w:r>
+      <w:proofErr w:type="gramStart"/>
+      <w:r>
+        <w:rPr>
+          <w:color w:val="000000"/>
+          <w:lang w:val="fr-FR"/>
+        </w:rPr>
+        <w:t>a courant</w:t>
+      </w:r>
+      <w:proofErr w:type="gramEnd"/>
+      <w:r>
+        <w:rPr>
+          <w:color w:val="000000"/>
+          <w:lang w:val="fr-FR"/>
+        </w:rPr>
+        <w:t xml:space="preserve"> continu (DC) 12V sont largement utilises dans les systemes embarques, la robotique et l'automatisation industrielle. Leur defaillance peut provoquer des arrets de </w:t>
+      </w:r>
+      <w:proofErr w:type="gramStart"/>
+      <w:r>
+        <w:rPr>
+          <w:color w:val="000000"/>
+          <w:lang w:val="fr-FR"/>
+        </w:rPr>
+        <w:t>production couteux</w:t>
+      </w:r>
+      <w:proofErr w:type="gramEnd"/>
+      <w:r>
+        <w:rPr>
+          <w:color w:val="000000"/>
+          <w:lang w:val="fr-FR"/>
+        </w:rPr>
+        <w:t xml:space="preserve"> ou des situations dangereuses.</w:t>
       </w:r>
     </w:p>
     <w:p>
@@ -2604,7 +2507,23 @@
                 <w:sz w:val="20"/>
                 <w:szCs w:val="20"/>
               </w:rPr>
-              <w:t>Caracteristiques spectrales [0..1]</w:t>
+              <w:t>Caracteristiques spectrales [</w:t>
+            </w:r>
+            <w:proofErr w:type="gramStart"/>
+            <w:r>
+              <w:rPr>
+                <w:sz w:val="20"/>
+                <w:szCs w:val="20"/>
+              </w:rPr>
+              <w:t>0..</w:t>
+            </w:r>
+            <w:proofErr w:type="gramEnd"/>
+            <w:r>
+              <w:rPr>
+                <w:sz w:val="20"/>
+                <w:szCs w:val="20"/>
+              </w:rPr>
+              <w:t>1]</w:t>
             </w:r>
           </w:p>
         </w:tc>
@@ -2776,7 +2695,23 @@
                 <w:sz w:val="20"/>
                 <w:szCs w:val="20"/>
               </w:rPr>
-              <w:t>Score d'anomalie [0..1]</w:t>
+              <w:t>Score d'anomalie [</w:t>
+            </w:r>
+            <w:proofErr w:type="gramStart"/>
+            <w:r>
+              <w:rPr>
+                <w:sz w:val="20"/>
+                <w:szCs w:val="20"/>
+              </w:rPr>
+              <w:t>0..</w:t>
+            </w:r>
+            <w:proofErr w:type="gramEnd"/>
+            <w:r>
+              <w:rPr>
+                <w:sz w:val="20"/>
+                <w:szCs w:val="20"/>
+              </w:rPr>
+              <w:t>1]</w:t>
             </w:r>
           </w:p>
         </w:tc>
@@ -3627,8 +3562,20 @@
                 <w:sz w:val="20"/>
                 <w:szCs w:val="20"/>
               </w:rPr>
-              <w:t>Signal discriminant ?</w:t>
-            </w:r>
+              <w:t xml:space="preserve">Signal </w:t>
+            </w:r>
+            <w:proofErr w:type="gramStart"/>
+            <w:r>
+              <w:rPr>
+                <w:b/>
+                <w:bCs/>
+                <w:color w:val="FFFFFF"/>
+                <w:sz w:val="20"/>
+                <w:szCs w:val="20"/>
+              </w:rPr>
+              <w:t>discriminant ?</w:t>
+            </w:r>
+            <w:proofErr w:type="gramEnd"/>
           </w:p>
         </w:tc>
       </w:tr>
@@ -4678,7 +4625,23 @@
           <w:color w:val="000000"/>
           <w:lang w:val="fr-FR"/>
         </w:rPr>
-        <w:t>Le projet a evolue a travers plusieurs versions successives. Chaque version a apporte des corrections et des ameliorations basees sur l'analyse des resultats precedents.</w:t>
+        <w:t xml:space="preserve">Le projet a evolue a travers plusieurs versions successives. Chaque version a </w:t>
+      </w:r>
+      <w:proofErr w:type="gramStart"/>
+      <w:r>
+        <w:rPr>
+          <w:color w:val="000000"/>
+          <w:lang w:val="fr-FR"/>
+        </w:rPr>
+        <w:t>apporte</w:t>
+      </w:r>
+      <w:proofErr w:type="gramEnd"/>
+      <w:r>
+        <w:rPr>
+          <w:color w:val="000000"/>
+          <w:lang w:val="fr-FR"/>
+        </w:rPr>
+        <w:t xml:space="preserve"> des corrections et des ameliorations basees sur l'analyse des resultats precedents.</w:t>
       </w:r>
     </w:p>
     <w:p>
@@ -4711,8 +4674,16 @@
         <w:rPr>
           <w:color w:val="000000"/>
         </w:rPr>
-        <w:t>Fonctionnalites initiales :</w:t>
+        <w:t xml:space="preserve">Fonctionnalites </w:t>
       </w:r>
+      <w:proofErr w:type="gramStart"/>
+      <w:r>
+        <w:rPr>
+          <w:color w:val="000000"/>
+        </w:rPr>
+        <w:t>initiales :</w:t>
+      </w:r>
+      <w:proofErr w:type="gramEnd"/>
     </w:p>
     <w:p>
       <w:pPr>
@@ -4803,7 +4774,21 @@
         <w:rPr>
           <w:lang w:val="fr-FR"/>
         </w:rPr>
-        <w:t>Transformation du script en fichier .ipynb structure en 11 sections</w:t>
+        <w:t xml:space="preserve">Transformation du script en </w:t>
+      </w:r>
+      <w:proofErr w:type="gramStart"/>
+      <w:r>
+        <w:rPr>
+          <w:lang w:val="fr-FR"/>
+        </w:rPr>
+        <w:t>fichier .ipynb</w:t>
+      </w:r>
+      <w:proofErr w:type="gramEnd"/>
+      <w:r>
+        <w:rPr>
+          <w:lang w:val="fr-FR"/>
+        </w:rPr>
+        <w:t xml:space="preserve"> structure en 11 sections</w:t>
       </w:r>
     </w:p>
     <w:p>
@@ -4854,7 +4839,21 @@
         <w:rPr>
           <w:lang w:val="fr-FR"/>
         </w:rPr>
-        <w:t>Fonction predict_fault() pour la demonstration</w:t>
+        <w:t>Fonction predict_</w:t>
+      </w:r>
+      <w:proofErr w:type="gramStart"/>
+      <w:r>
+        <w:rPr>
+          <w:lang w:val="fr-FR"/>
+        </w:rPr>
+        <w:t>fault(</w:t>
+      </w:r>
+      <w:proofErr w:type="gramEnd"/>
+      <w:r>
+        <w:rPr>
+          <w:lang w:val="fr-FR"/>
+        </w:rPr>
+        <w:t>) pour la demonstration</w:t>
       </w:r>
     </w:p>
     <w:p>
@@ -4882,7 +4881,23 @@
         <w:spacing w:before="40" w:after="60"/>
       </w:pPr>
       <w:r>
-        <w:t>Suppression de tout le code specifique a Colab (drive.mount, files.upload/download)</w:t>
+        <w:t>Suppression de tout le code specifique a Colab (</w:t>
+      </w:r>
+      <w:proofErr w:type="gramStart"/>
+      <w:r>
+        <w:t>drive.mount</w:t>
+      </w:r>
+      <w:proofErr w:type="gramEnd"/>
+      <w:r>
+        <w:t xml:space="preserve">, </w:t>
+      </w:r>
+      <w:proofErr w:type="gramStart"/>
+      <w:r>
+        <w:t>files.upload</w:t>
+      </w:r>
+      <w:proofErr w:type="gramEnd"/>
+      <w:r>
+        <w:t>/download)</w:t>
       </w:r>
     </w:p>
     <w:p>
@@ -4914,7 +4929,35 @@
         <w:rPr>
           <w:lang w:val="fr-FR"/>
         </w:rPr>
-        <w:t>Chemins locaux avec os.path.join() — compatible Windows/Linux/Mac</w:t>
+        <w:t xml:space="preserve">Chemins locaux avec </w:t>
+      </w:r>
+      <w:proofErr w:type="gramStart"/>
+      <w:r>
+        <w:rPr>
+          <w:lang w:val="fr-FR"/>
+        </w:rPr>
+        <w:t>os.path</w:t>
+      </w:r>
+      <w:proofErr w:type="gramEnd"/>
+      <w:r>
+        <w:rPr>
+          <w:lang w:val="fr-FR"/>
+        </w:rPr>
+        <w:t>.</w:t>
+      </w:r>
+      <w:proofErr w:type="gramStart"/>
+      <w:r>
+        <w:rPr>
+          <w:lang w:val="fr-FR"/>
+        </w:rPr>
+        <w:t>join(</w:t>
+      </w:r>
+      <w:proofErr w:type="gramEnd"/>
+      <w:r>
+        <w:rPr>
+          <w:lang w:val="fr-FR"/>
+        </w:rPr>
+        <w:t>) — compatible Windows/Linux/Mac</w:t>
       </w:r>
     </w:p>
     <w:p>
@@ -5134,13 +5177,23 @@
                 <w:lang w:val="fr-FR"/>
               </w:rPr>
             </w:pPr>
+            <w:proofErr w:type="gramStart"/>
             <w:r>
               <w:rPr>
                 <w:sz w:val="20"/>
                 <w:szCs w:val="20"/>
                 <w:lang w:val="fr-FR"/>
               </w:rPr>
-              <w:t>le.classes_ contenant des float</w:t>
+              <w:t>le.classes</w:t>
+            </w:r>
+            <w:proofErr w:type="gramEnd"/>
+            <w:r>
+              <w:rPr>
+                <w:sz w:val="20"/>
+                <w:szCs w:val="20"/>
+                <w:lang w:val="fr-FR"/>
+              </w:rPr>
+              <w:t>_ contenant des float</w:t>
             </w:r>
           </w:p>
         </w:tc>
@@ -5167,7 +5220,23 @@
                 <w:sz w:val="20"/>
                 <w:szCs w:val="20"/>
               </w:rPr>
-              <w:t>CLASS_NAMES = [str(c) for c in le.classes_]</w:t>
+              <w:t xml:space="preserve">CLASS_NAMES = [str(c) for c in </w:t>
+            </w:r>
+            <w:proofErr w:type="gramStart"/>
+            <w:r>
+              <w:rPr>
+                <w:sz w:val="20"/>
+                <w:szCs w:val="20"/>
+              </w:rPr>
+              <w:t>le.classes</w:t>
+            </w:r>
+            <w:proofErr w:type="gramEnd"/>
+            <w:r>
+              <w:rPr>
+                <w:sz w:val="20"/>
+                <w:szCs w:val="20"/>
+              </w:rPr>
+              <w:t>_]</w:t>
             </w:r>
           </w:p>
         </w:tc>
@@ -5262,7 +5331,23 @@
                 <w:sz w:val="20"/>
                 <w:szCs w:val="20"/>
               </w:rPr>
-              <w:t>np.nan_to_num(X, nan=0.0, posinf=0.0, neginf=0.0)</w:t>
+              <w:t>np.nan_to_</w:t>
+            </w:r>
+            <w:proofErr w:type="gramStart"/>
+            <w:r>
+              <w:rPr>
+                <w:sz w:val="20"/>
+                <w:szCs w:val="20"/>
+              </w:rPr>
+              <w:t>num(</w:t>
+            </w:r>
+            <w:proofErr w:type="gramEnd"/>
+            <w:r>
+              <w:rPr>
+                <w:sz w:val="20"/>
+                <w:szCs w:val="20"/>
+              </w:rPr>
+              <w:t>X, nan=0.0, posinf=0.0, neginf=0.0)</w:t>
             </w:r>
           </w:p>
         </w:tc>
@@ -5351,13 +5436,23 @@
                 <w:lang w:val="fr-FR"/>
               </w:rPr>
             </w:pPr>
+            <w:proofErr w:type="gramStart"/>
             <w:r>
               <w:rPr>
                 <w:sz w:val="20"/>
                 <w:szCs w:val="20"/>
                 <w:lang w:val="fr-FR"/>
               </w:rPr>
-              <w:t>zero_division=0 dans toutes les metriques</w:t>
+              <w:t>zero</w:t>
+            </w:r>
+            <w:proofErr w:type="gramEnd"/>
+            <w:r>
+              <w:rPr>
+                <w:sz w:val="20"/>
+                <w:szCs w:val="20"/>
+                <w:lang w:val="fr-FR"/>
+              </w:rPr>
+              <w:t>_division=0 dans toutes les metriques</w:t>
             </w:r>
           </w:p>
         </w:tc>
@@ -5440,7 +5535,23 @@
                 <w:sz w:val="20"/>
                 <w:szCs w:val="20"/>
               </w:rPr>
-              <w:t>Guard hasattr(mlp, 'loss_curve_')</w:t>
+              <w:t xml:space="preserve">Guard </w:t>
+            </w:r>
+            <w:proofErr w:type="gramStart"/>
+            <w:r>
+              <w:rPr>
+                <w:sz w:val="20"/>
+                <w:szCs w:val="20"/>
+              </w:rPr>
+              <w:t>hasattr(</w:t>
+            </w:r>
+            <w:proofErr w:type="gramEnd"/>
+            <w:r>
+              <w:rPr>
+                <w:sz w:val="20"/>
+                <w:szCs w:val="20"/>
+              </w:rPr>
+              <w:t>mlp, 'loss_curve_')</w:t>
             </w:r>
           </w:p>
         </w:tc>
@@ -5469,7 +5580,23 @@
                 <w:sz w:val="20"/>
                 <w:szCs w:val="20"/>
               </w:rPr>
-              <w:t>predict_fault() mal callee</w:t>
+              <w:t>predict_</w:t>
+            </w:r>
+            <w:proofErr w:type="gramStart"/>
+            <w:r>
+              <w:rPr>
+                <w:sz w:val="20"/>
+                <w:szCs w:val="20"/>
+              </w:rPr>
+              <w:t>fault(</w:t>
+            </w:r>
+            <w:proofErr w:type="gramEnd"/>
+            <w:r>
+              <w:rPr>
+                <w:sz w:val="20"/>
+                <w:szCs w:val="20"/>
+              </w:rPr>
+              <w:t>) mal callee</w:t>
             </w:r>
           </w:p>
         </w:tc>
@@ -5588,7 +5715,15 @@
         <w:spacing w:before="40" w:after="60"/>
       </w:pPr>
       <w:r>
-        <w:t>Fault_Status == 0 genere Fault_Type = NaN : correction par label construction</w:t>
+        <w:t xml:space="preserve">Fault_Status == 0 genere Fault_Type = </w:t>
+      </w:r>
+      <w:proofErr w:type="gramStart"/>
+      <w:r>
+        <w:t>NaN :</w:t>
+      </w:r>
+      <w:proofErr w:type="gramEnd"/>
+      <w:r>
+        <w:t xml:space="preserve"> correction par label construction</w:t>
       </w:r>
     </w:p>
     <w:p>
@@ -5605,7 +5740,47 @@
           <w:szCs w:val="18"/>
         </w:rPr>
         <w:lastRenderedPageBreak/>
-        <w:t>df["Label"] = df.apply(lambda r: "Normal" if r["Fault_Status"]==0 else str(r["Fault_Type"]), axis=1)</w:t>
+        <w:t xml:space="preserve">df["Label"] = </w:t>
+      </w:r>
+      <w:proofErr w:type="gramStart"/>
+      <w:r>
+        <w:rPr>
+          <w:rFonts w:ascii="Courier New" w:eastAsia="Courier New" w:hAnsi="Courier New" w:cs="Courier New"/>
+          <w:color w:val="1F4E79"/>
+          <w:sz w:val="18"/>
+          <w:szCs w:val="18"/>
+        </w:rPr>
+        <w:t>df.apply</w:t>
+      </w:r>
+      <w:proofErr w:type="gramEnd"/>
+      <w:r>
+        <w:rPr>
+          <w:rFonts w:ascii="Courier New" w:eastAsia="Courier New" w:hAnsi="Courier New" w:cs="Courier New"/>
+          <w:color w:val="1F4E79"/>
+          <w:sz w:val="18"/>
+          <w:szCs w:val="18"/>
+        </w:rPr>
+        <w:t>(lambda r: "Normal" if r["Fault_Status</w:t>
+      </w:r>
+      <w:proofErr w:type="gramStart"/>
+      <w:r>
+        <w:rPr>
+          <w:rFonts w:ascii="Courier New" w:eastAsia="Courier New" w:hAnsi="Courier New" w:cs="Courier New"/>
+          <w:color w:val="1F4E79"/>
+          <w:sz w:val="18"/>
+          <w:szCs w:val="18"/>
+        </w:rPr>
+        <w:t>"]=</w:t>
+      </w:r>
+      <w:proofErr w:type="gramEnd"/>
+      <w:r>
+        <w:rPr>
+          <w:rFonts w:ascii="Courier New" w:eastAsia="Courier New" w:hAnsi="Courier New" w:cs="Courier New"/>
+          <w:color w:val="1F4E79"/>
+          <w:sz w:val="18"/>
+          <w:szCs w:val="18"/>
+        </w:rPr>
+        <w:t>=0 else str(r["Fault_Type"]), axis=1)</w:t>
       </w:r>
     </w:p>
     <w:p>
@@ -5618,7 +5793,15 @@
         <w:spacing w:before="40" w:after="60"/>
       </w:pPr>
       <w:r>
-        <w:t>4 classes finales propres : Normal, Electrical Fault, Overheating, Mechanical Failure</w:t>
+        <w:t xml:space="preserve">4 classes finales </w:t>
+      </w:r>
+      <w:proofErr w:type="gramStart"/>
+      <w:r>
+        <w:t>propres :</w:t>
+      </w:r>
+      <w:proofErr w:type="gramEnd"/>
+      <w:r>
+        <w:t xml:space="preserve"> Normal, Electrical Fault, Overheating, Mechanical Failure</w:t>
       </w:r>
     </w:p>
     <w:p>
@@ -5671,11 +5854,33 @@
           <w:lang w:val="fr-FR"/>
         </w:rPr>
       </w:pPr>
+      <w:proofErr w:type="gramStart"/>
       <w:r>
         <w:rPr>
           <w:lang w:val="fr-FR"/>
         </w:rPr>
-        <w:t>predict_fault() avec les 13 parametres reels</w:t>
+        <w:t>predict</w:t>
+      </w:r>
+      <w:proofErr w:type="gramEnd"/>
+      <w:r>
+        <w:rPr>
+          <w:lang w:val="fr-FR"/>
+        </w:rPr>
+        <w:t>_</w:t>
+      </w:r>
+      <w:proofErr w:type="gramStart"/>
+      <w:r>
+        <w:rPr>
+          <w:lang w:val="fr-FR"/>
+        </w:rPr>
+        <w:t>fault(</w:t>
+      </w:r>
+      <w:proofErr w:type="gramEnd"/>
+      <w:r>
+        <w:rPr>
+          <w:lang w:val="fr-FR"/>
+        </w:rPr>
+        <w:t>) avec les 13 parametres reels</w:t>
       </w:r>
     </w:p>
     <w:p>
@@ -5783,8 +5988,18 @@
           <w:bCs/>
           <w:color w:val="000000"/>
         </w:rPr>
-        <w:t>Resultats catastrophiques :</w:t>
+        <w:t xml:space="preserve">Resultats </w:t>
       </w:r>
+      <w:proofErr w:type="gramStart"/>
+      <w:r>
+        <w:rPr>
+          <w:b/>
+          <w:bCs/>
+          <w:color w:val="000000"/>
+        </w:rPr>
+        <w:t>catastrophiques :</w:t>
+      </w:r>
+      <w:proofErr w:type="gramEnd"/>
     </w:p>
     <w:tbl>
       <w:tblPr>
@@ -6640,7 +6855,15 @@
         <w:spacing w:before="40" w:after="60"/>
       </w:pPr>
       <w:r>
-        <w:t>Fix HGB : class_weight='balanced' au lieu de sample_weight</w:t>
+        <w:t xml:space="preserve">Fix </w:t>
+      </w:r>
+      <w:proofErr w:type="gramStart"/>
+      <w:r>
+        <w:t>HGB :</w:t>
+      </w:r>
+      <w:proofErr w:type="gramEnd"/>
+      <w:r>
+        <w:t xml:space="preserve"> class_weight='balanced' au lieu de sample_weight</w:t>
       </w:r>
     </w:p>
     <w:p>
@@ -8620,7 +8843,23 @@
           <w:color w:val="000000"/>
           <w:lang w:val="fr-FR"/>
         </w:rPr>
-        <w:t>Ce notebook genere des labels physiquement coherents a partir de formules mathematiques appliquees aux valeurs reelles des capteurs. Cette approche produit des classes discriminantes et des performances elevees.</w:t>
+        <w:t xml:space="preserve">Ce notebook genere des labels physiquement coherents </w:t>
+      </w:r>
+      <w:proofErr w:type="gramStart"/>
+      <w:r>
+        <w:rPr>
+          <w:color w:val="000000"/>
+          <w:lang w:val="fr-FR"/>
+        </w:rPr>
+        <w:t>a</w:t>
+      </w:r>
+      <w:proofErr w:type="gramEnd"/>
+      <w:r>
+        <w:rPr>
+          <w:color w:val="000000"/>
+          <w:lang w:val="fr-FR"/>
+        </w:rPr>
+        <w:t xml:space="preserve"> partir de formules mathematiques appliquees aux valeurs reelles des capteurs. Cette approche produit des classes discriminantes et des performances elevees.</w:t>
       </w:r>
     </w:p>
     <w:p>
@@ -9125,8 +9364,18 @@
           <w:bCs/>
           <w:color w:val="000000"/>
         </w:rPr>
-        <w:t>Z-scores (ecarts normalises) :</w:t>
+        <w:t>Z-scores (ecarts normalises</w:t>
       </w:r>
+      <w:proofErr w:type="gramStart"/>
+      <w:r>
+        <w:rPr>
+          <w:b/>
+          <w:bCs/>
+          <w:color w:val="000000"/>
+        </w:rPr>
+        <w:t>) :</w:t>
+      </w:r>
+      <w:proofErr w:type="gramEnd"/>
     </w:p>
     <w:p>
       <w:pPr>
@@ -9203,8 +9452,18 @@
           <w:bCs/>
           <w:color w:val="000000"/>
         </w:rPr>
-        <w:t>Score Court-Circuit (spike courant + chute tension) :</w:t>
+        <w:t>Score Court-Circuit (spike courant + chute tension</w:t>
       </w:r>
+      <w:proofErr w:type="gramStart"/>
+      <w:r>
+        <w:rPr>
+          <w:b/>
+          <w:bCs/>
+          <w:color w:val="000000"/>
+        </w:rPr>
+        <w:t>) :</w:t>
+      </w:r>
+      <w:proofErr w:type="gramEnd"/>
     </w:p>
     <w:p>
       <w:pPr>
@@ -9291,6 +9550,7 @@
           <w:lang w:val="fr-FR"/>
         </w:rPr>
       </w:pPr>
+      <w:proofErr w:type="gramStart"/>
       <w:r>
         <w:rPr>
           <w:rFonts w:ascii="Courier New" w:eastAsia="Courier New" w:hAnsi="Courier New" w:cs="Courier New"/>
@@ -9299,7 +9559,18 @@
           <w:szCs w:val="18"/>
           <w:lang w:val="fr-FR"/>
         </w:rPr>
-        <w:t>ol_score = 0.45 * z_I + 0.35 * z_T + 0.20 * z_Vib</w:t>
+        <w:t>ol</w:t>
+      </w:r>
+      <w:proofErr w:type="gramEnd"/>
+      <w:r>
+        <w:rPr>
+          <w:rFonts w:ascii="Courier New" w:eastAsia="Courier New" w:hAnsi="Courier New" w:cs="Courier New"/>
+          <w:color w:val="1F4E79"/>
+          <w:sz w:val="18"/>
+          <w:szCs w:val="18"/>
+          <w:lang w:val="fr-FR"/>
+        </w:rPr>
+        <w:t>_score = 0.45 * z_I + 0.35 * z_T + 0.20 * z_Vib</w:t>
       </w:r>
     </w:p>
     <w:p>
@@ -9847,13 +10118,23 @@
                 <w:lang w:val="fr-FR"/>
               </w:rPr>
             </w:pPr>
+            <w:proofErr w:type="gramStart"/>
             <w:r>
               <w:rPr>
                 <w:sz w:val="20"/>
                 <w:szCs w:val="20"/>
                 <w:lang w:val="fr-FR"/>
               </w:rPr>
-              <w:t>ol_score &gt; 0.6 (et cc_score &lt;= 1.5)</w:t>
+              <w:t>ol</w:t>
+            </w:r>
+            <w:proofErr w:type="gramEnd"/>
+            <w:r>
+              <w:rPr>
+                <w:sz w:val="20"/>
+                <w:szCs w:val="20"/>
+                <w:lang w:val="fr-FR"/>
+              </w:rPr>
+              <w:t>_score &gt; 0.6 (et cc_score &lt;= 1.5)</w:t>
             </w:r>
           </w:p>
         </w:tc>
@@ -14289,12 +14570,37 @@
             </w:tcMar>
           </w:tcPr>
           <w:p>
-            <w:r>
-              <w:rPr>
-                <w:sz w:val="20"/>
-                <w:szCs w:val="20"/>
-              </w:rPr>
-              <w:t>pandas.read_csv()</w:t>
+            <w:proofErr w:type="gramStart"/>
+            <w:r>
+              <w:rPr>
+                <w:sz w:val="20"/>
+                <w:szCs w:val="20"/>
+              </w:rPr>
+              <w:t>pandas.read</w:t>
+            </w:r>
+            <w:proofErr w:type="gramEnd"/>
+            <w:r>
+              <w:rPr>
+                <w:sz w:val="20"/>
+                <w:szCs w:val="20"/>
+              </w:rPr>
+              <w:t>_</w:t>
+            </w:r>
+            <w:proofErr w:type="gramStart"/>
+            <w:r>
+              <w:rPr>
+                <w:sz w:val="20"/>
+                <w:szCs w:val="20"/>
+              </w:rPr>
+              <w:t>csv(</w:t>
+            </w:r>
+            <w:proofErr w:type="gramEnd"/>
+            <w:r>
+              <w:rPr>
+                <w:sz w:val="20"/>
+                <w:szCs w:val="20"/>
+              </w:rPr>
+              <w:t>)</w:t>
             </w:r>
           </w:p>
         </w:tc>
@@ -14372,12 +14678,21 @@
             </w:tcMar>
           </w:tcPr>
           <w:p>
-            <w:r>
-              <w:rPr>
-                <w:sz w:val="20"/>
-                <w:szCs w:val="20"/>
-              </w:rPr>
-              <w:t>df.apply(lambda)</w:t>
+            <w:proofErr w:type="gramStart"/>
+            <w:r>
+              <w:rPr>
+                <w:sz w:val="20"/>
+                <w:szCs w:val="20"/>
+              </w:rPr>
+              <w:t>df.apply</w:t>
+            </w:r>
+            <w:proofErr w:type="gramEnd"/>
+            <w:r>
+              <w:rPr>
+                <w:sz w:val="20"/>
+                <w:szCs w:val="20"/>
+              </w:rPr>
+              <w:t>(lambda)</w:t>
             </w:r>
           </w:p>
         </w:tc>
@@ -14727,7 +15042,23 @@
                 <w:sz w:val="20"/>
                 <w:szCs w:val="20"/>
               </w:rPr>
-              <w:t>balanced_subsample()</w:t>
+              <w:t>balanced_</w:t>
+            </w:r>
+            <w:proofErr w:type="gramStart"/>
+            <w:r>
+              <w:rPr>
+                <w:sz w:val="20"/>
+                <w:szCs w:val="20"/>
+              </w:rPr>
+              <w:t>subsample(</w:t>
+            </w:r>
+            <w:proofErr w:type="gramEnd"/>
+            <w:r>
+              <w:rPr>
+                <w:sz w:val="20"/>
+                <w:szCs w:val="20"/>
+              </w:rPr>
+              <w:t>)</w:t>
             </w:r>
           </w:p>
         </w:tc>
@@ -14900,12 +15231,21 @@
             </w:tcMar>
           </w:tcPr>
           <w:p>
-            <w:r>
-              <w:rPr>
-                <w:sz w:val="20"/>
-                <w:szCs w:val="20"/>
-              </w:rPr>
-              <w:t>joblib.dump()</w:t>
+            <w:proofErr w:type="gramStart"/>
+            <w:r>
+              <w:rPr>
+                <w:sz w:val="20"/>
+                <w:szCs w:val="20"/>
+              </w:rPr>
+              <w:t>joblib.dump</w:t>
+            </w:r>
+            <w:proofErr w:type="gramEnd"/>
+            <w:r>
+              <w:rPr>
+                <w:sz w:val="20"/>
+                <w:szCs w:val="20"/>
+              </w:rPr>
+              <w:t>()</w:t>
             </w:r>
           </w:p>
         </w:tc>
@@ -15251,12 +15591,21 @@
             </w:tcMar>
           </w:tcPr>
           <w:p>
-            <w:r>
-              <w:rPr>
-                <w:sz w:val="20"/>
-                <w:szCs w:val="20"/>
-              </w:rPr>
-              <w:t>Calcul : n_total / (n_classes * count_classe)</w:t>
+            <w:proofErr w:type="gramStart"/>
+            <w:r>
+              <w:rPr>
+                <w:sz w:val="20"/>
+                <w:szCs w:val="20"/>
+              </w:rPr>
+              <w:t>Calcul :</w:t>
+            </w:r>
+            <w:proofErr w:type="gramEnd"/>
+            <w:r>
+              <w:rPr>
+                <w:sz w:val="20"/>
+                <w:szCs w:val="20"/>
+              </w:rPr>
+              <w:t xml:space="preserve"> n_total / (n_classes * count_classe)</w:t>
             </w:r>
           </w:p>
         </w:tc>
@@ -15339,7 +15688,23 @@
                 <w:sz w:val="20"/>
                 <w:szCs w:val="20"/>
               </w:rPr>
-              <w:t>balanced_subsample(X, y, max_per_class=5000)</w:t>
+              <w:t>balanced_</w:t>
+            </w:r>
+            <w:proofErr w:type="gramStart"/>
+            <w:r>
+              <w:rPr>
+                <w:sz w:val="20"/>
+                <w:szCs w:val="20"/>
+              </w:rPr>
+              <w:t>subsample(</w:t>
+            </w:r>
+            <w:proofErr w:type="gramEnd"/>
+            <w:r>
+              <w:rPr>
+                <w:sz w:val="20"/>
+                <w:szCs w:val="20"/>
+              </w:rPr>
+              <w:t>X, y, max_per_class=5000)</w:t>
             </w:r>
           </w:p>
         </w:tc>
@@ -15615,12 +15980,21 @@
             </w:tcMar>
           </w:tcPr>
           <w:p>
-            <w:r>
-              <w:rPr>
-                <w:sz w:val="20"/>
-                <w:szCs w:val="20"/>
-              </w:rPr>
-              <w:t>moyenne(F1 par classe)</w:t>
+            <w:proofErr w:type="gramStart"/>
+            <w:r>
+              <w:rPr>
+                <w:sz w:val="20"/>
+                <w:szCs w:val="20"/>
+              </w:rPr>
+              <w:t>moyenne(</w:t>
+            </w:r>
+            <w:proofErr w:type="gramEnd"/>
+            <w:r>
+              <w:rPr>
+                <w:sz w:val="20"/>
+                <w:szCs w:val="20"/>
+              </w:rPr>
+              <w:t>F1 par classe)</w:t>
             </w:r>
           </w:p>
         </w:tc>
@@ -15787,12 +16161,21 @@
             </w:tcMar>
           </w:tcPr>
           <w:p>
-            <w:r>
-              <w:rPr>
-                <w:sz w:val="20"/>
-                <w:szCs w:val="20"/>
-              </w:rPr>
-              <w:t>moyenne(P par classe)</w:t>
+            <w:proofErr w:type="gramStart"/>
+            <w:r>
+              <w:rPr>
+                <w:sz w:val="20"/>
+                <w:szCs w:val="20"/>
+              </w:rPr>
+              <w:t>moyenne(</w:t>
+            </w:r>
+            <w:proofErr w:type="gramEnd"/>
+            <w:r>
+              <w:rPr>
+                <w:sz w:val="20"/>
+                <w:szCs w:val="20"/>
+              </w:rPr>
+              <w:t>P par classe)</w:t>
             </w:r>
           </w:p>
         </w:tc>
@@ -15870,12 +16253,21 @@
             </w:tcMar>
           </w:tcPr>
           <w:p>
-            <w:r>
-              <w:rPr>
-                <w:sz w:val="20"/>
-                <w:szCs w:val="20"/>
-              </w:rPr>
-              <w:t>moyenne(R par classe)</w:t>
+            <w:proofErr w:type="gramStart"/>
+            <w:r>
+              <w:rPr>
+                <w:sz w:val="20"/>
+                <w:szCs w:val="20"/>
+              </w:rPr>
+              <w:t>moyenne(</w:t>
+            </w:r>
+            <w:proofErr w:type="gramEnd"/>
+            <w:r>
+              <w:rPr>
+                <w:sz w:val="20"/>
+                <w:szCs w:val="20"/>
+              </w:rPr>
+              <w:t>R par classe)</w:t>
             </w:r>
           </w:p>
         </w:tc>
@@ -16864,7 +17256,23 @@
           <w:color w:val="000000"/>
           <w:lang w:val="fr-FR"/>
         </w:rPr>
-        <w:t>KNN obtient des resultats inferieurs a tous les autres algorithmes dans les deux versions. Cette limitation s'explique par la 'malediction de la dimensionnalite' : avec 8 features, la notion de 'voisin proche' perd de sa signification. De plus, KNN ne supporte pas class_weight et depend entierement de l'undersample pour gerer le desequilibre.</w:t>
+        <w:t xml:space="preserve">KNN obtient des resultats inferieurs </w:t>
+      </w:r>
+      <w:proofErr w:type="gramStart"/>
+      <w:r>
+        <w:rPr>
+          <w:color w:val="000000"/>
+          <w:lang w:val="fr-FR"/>
+        </w:rPr>
+        <w:t>a</w:t>
+      </w:r>
+      <w:proofErr w:type="gramEnd"/>
+      <w:r>
+        <w:rPr>
+          <w:color w:val="000000"/>
+          <w:lang w:val="fr-FR"/>
+        </w:rPr>
+        <w:t xml:space="preserve"> tous les autres algorithmes dans les deux versions. Cette limitation s'explique par la 'malediction de la dimensionnalite' : avec 8 features, la notion de 'voisin proche' perd de sa signification. De plus, KNN ne supporte pas class_weight et depend entierement de l'undersample pour gerer le desequilibre.</w:t>
       </w:r>
     </w:p>
     <w:p>
@@ -17087,13 +17495,23 @@
                 <w:lang w:val="fr-FR"/>
               </w:rPr>
             </w:pPr>
+            <w:proofErr w:type="gramStart"/>
             <w:r>
               <w:rPr>
                 <w:sz w:val="20"/>
                 <w:szCs w:val="20"/>
                 <w:lang w:val="fr-FR"/>
               </w:rPr>
-              <w:t>pip install automatique des librairies</w:t>
+              <w:t>pip</w:t>
+            </w:r>
+            <w:proofErr w:type="gramEnd"/>
+            <w:r>
+              <w:rPr>
+                <w:sz w:val="20"/>
+                <w:szCs w:val="20"/>
+                <w:lang w:val="fr-FR"/>
+              </w:rPr>
+              <w:t xml:space="preserve"> install automatique des librairies</w:t>
             </w:r>
           </w:p>
         </w:tc>
@@ -17447,7 +17865,23 @@
                 <w:sz w:val="20"/>
                 <w:szCs w:val="20"/>
               </w:rPr>
-              <w:t>80/20 stratifie, StandardScaler, balanced_subsample()</w:t>
+              <w:t>80/20 stratifie, StandardScaler, balanced_</w:t>
+            </w:r>
+            <w:proofErr w:type="gramStart"/>
+            <w:r>
+              <w:rPr>
+                <w:sz w:val="20"/>
+                <w:szCs w:val="20"/>
+              </w:rPr>
+              <w:t>subsample(</w:t>
+            </w:r>
+            <w:proofErr w:type="gramEnd"/>
+            <w:r>
+              <w:rPr>
+                <w:sz w:val="20"/>
+                <w:szCs w:val="20"/>
+              </w:rPr>
+              <w:t>)</w:t>
             </w:r>
           </w:p>
         </w:tc>
@@ -17795,7 +18229,25 @@
                 <w:szCs w:val="20"/>
                 <w:lang w:val="fr-FR"/>
               </w:rPr>
-              <w:t>7 fichiers .joblib dans outputs_v6b/</w:t>
+              <w:t xml:space="preserve">7 </w:t>
+            </w:r>
+            <w:proofErr w:type="gramStart"/>
+            <w:r>
+              <w:rPr>
+                <w:sz w:val="20"/>
+                <w:szCs w:val="20"/>
+                <w:lang w:val="fr-FR"/>
+              </w:rPr>
+              <w:t>fichiers .joblib</w:t>
+            </w:r>
+            <w:proofErr w:type="gramEnd"/>
+            <w:r>
+              <w:rPr>
+                <w:sz w:val="20"/>
+                <w:szCs w:val="20"/>
+                <w:lang w:val="fr-FR"/>
+              </w:rPr>
+              <w:t xml:space="preserve"> dans outputs_v6b/</w:t>
             </w:r>
           </w:p>
         </w:tc>
@@ -17851,7 +18303,23 @@
                 <w:sz w:val="20"/>
                 <w:szCs w:val="20"/>
               </w:rPr>
-              <w:t>predict_motor() avec 8 parametres capteurs</w:t>
+              <w:t>predict_</w:t>
+            </w:r>
+            <w:proofErr w:type="gramStart"/>
+            <w:r>
+              <w:rPr>
+                <w:sz w:val="20"/>
+                <w:szCs w:val="20"/>
+              </w:rPr>
+              <w:t>motor(</w:t>
+            </w:r>
+            <w:proofErr w:type="gramEnd"/>
+            <w:r>
+              <w:rPr>
+                <w:sz w:val="20"/>
+                <w:szCs w:val="20"/>
+              </w:rPr>
+              <w:t>) avec 8 parametres capteurs</w:t>
             </w:r>
           </w:p>
         </w:tc>
@@ -17863,7 +18331,15 @@
         <w:pStyle w:val="Heading2"/>
       </w:pPr>
       <w:r>
-        <w:t>8.2 v7 — dc_motor_fault_diagnosis_v7.ipynb (48 cellules)</w:t>
+        <w:t>8.2 v7 — dc_motor_fault_diagnosis_v</w:t>
+      </w:r>
+      <w:proofErr w:type="gramStart"/>
+      <w:r>
+        <w:t>7.ipynb</w:t>
+      </w:r>
+      <w:proofErr w:type="gramEnd"/>
+      <w:r>
+        <w:t xml:space="preserve"> (48 cellules)</w:t>
       </w:r>
     </w:p>
     <w:tbl>
@@ -18637,7 +19113,23 @@
                 <w:sz w:val="20"/>
                 <w:szCs w:val="20"/>
               </w:rPr>
-              <w:t>8 fichiers .joblib dans outputs/</w:t>
+              <w:t xml:space="preserve">8 </w:t>
+            </w:r>
+            <w:proofErr w:type="gramStart"/>
+            <w:r>
+              <w:rPr>
+                <w:sz w:val="20"/>
+                <w:szCs w:val="20"/>
+              </w:rPr>
+              <w:t>fichiers .joblib</w:t>
+            </w:r>
+            <w:proofErr w:type="gramEnd"/>
+            <w:r>
+              <w:rPr>
+                <w:sz w:val="20"/>
+                <w:szCs w:val="20"/>
+              </w:rPr>
+              <w:t xml:space="preserve"> dans outputs/</w:t>
             </w:r>
           </w:p>
         </w:tc>
@@ -18693,13 +19185,41 @@
                 <w:lang w:val="fr-FR"/>
               </w:rPr>
             </w:pPr>
+            <w:proofErr w:type="gramStart"/>
             <w:r>
               <w:rPr>
                 <w:sz w:val="20"/>
                 <w:szCs w:val="20"/>
                 <w:lang w:val="fr-FR"/>
               </w:rPr>
-              <w:t>predict_motor() avec verification par les formules physiques</w:t>
+              <w:t>predict</w:t>
+            </w:r>
+            <w:proofErr w:type="gramEnd"/>
+            <w:r>
+              <w:rPr>
+                <w:sz w:val="20"/>
+                <w:szCs w:val="20"/>
+                <w:lang w:val="fr-FR"/>
+              </w:rPr>
+              <w:t>_</w:t>
+            </w:r>
+            <w:proofErr w:type="gramStart"/>
+            <w:r>
+              <w:rPr>
+                <w:sz w:val="20"/>
+                <w:szCs w:val="20"/>
+                <w:lang w:val="fr-FR"/>
+              </w:rPr>
+              <w:t>motor(</w:t>
+            </w:r>
+            <w:proofErr w:type="gramEnd"/>
+            <w:r>
+              <w:rPr>
+                <w:sz w:val="20"/>
+                <w:szCs w:val="20"/>
+                <w:lang w:val="fr-FR"/>
+              </w:rPr>
+              <w:t>) avec verification par les formules physiques</w:t>
             </w:r>
           </w:p>
         </w:tc>
@@ -18770,7 +19290,23 @@
           <w:color w:val="000000"/>
           <w:lang w:val="fr-FR"/>
         </w:rPr>
-        <w:t>Ce projet a abouti a la creation de deux notebooks complets et complementaires pour le diagnostic de moteurs DC 12V par Machine Learning. Cinq algorithmes ont ete implementes, compares et documentes de maniere rigoureuse.</w:t>
+        <w:t xml:space="preserve">Ce projet a abouti </w:t>
+      </w:r>
+      <w:proofErr w:type="gramStart"/>
+      <w:r>
+        <w:rPr>
+          <w:color w:val="000000"/>
+          <w:lang w:val="fr-FR"/>
+        </w:rPr>
+        <w:t>a</w:t>
+      </w:r>
+      <w:proofErr w:type="gramEnd"/>
+      <w:r>
+        <w:rPr>
+          <w:color w:val="000000"/>
+          <w:lang w:val="fr-FR"/>
+        </w:rPr>
+        <w:t xml:space="preserve"> la creation de deux notebooks complets et complementaires pour le diagnostic de moteurs DC 12V par Machine Learning. Cinq algorithmes ont ete implementes, compares et documentes de maniere rigoureuse.</w:t>
       </w:r>
     </w:p>
     <w:p>
@@ -18783,8 +19319,18 @@
           <w:bCs/>
           <w:color w:val="000000"/>
         </w:rPr>
-        <w:t>Points cles accomplis :</w:t>
+        <w:t xml:space="preserve">Points cles </w:t>
       </w:r>
+      <w:proofErr w:type="gramStart"/>
+      <w:r>
+        <w:rPr>
+          <w:b/>
+          <w:bCs/>
+          <w:color w:val="000000"/>
+        </w:rPr>
+        <w:t>accomplis :</w:t>
+      </w:r>
+      <w:proofErr w:type="gramEnd"/>
     </w:p>
     <w:p>
       <w:pPr>
@@ -18904,7 +19450,15 @@
         <w:spacing w:before="40" w:after="60"/>
       </w:pPr>
       <w:r>
-        <w:t>Visualisations completes : confusion matrices, heatmaps F1, feature importance</w:t>
+        <w:t xml:space="preserve">Visualisations </w:t>
+      </w:r>
+      <w:proofErr w:type="gramStart"/>
+      <w:r>
+        <w:t>completes :</w:t>
+      </w:r>
+      <w:proofErr w:type="gramEnd"/>
+      <w:r>
+        <w:t xml:space="preserve"> confusion matrices, heatmaps F1, feature importance</w:t>
       </w:r>
     </w:p>
     <w:p/>
@@ -19121,13 +19675,23 @@
                 <w:lang w:val="fr-FR"/>
               </w:rPr>
             </w:pPr>
+            <w:proofErr w:type="gramStart"/>
             <w:r>
               <w:rPr>
                 <w:sz w:val="20"/>
                 <w:szCs w:val="20"/>
                 <w:lang w:val="fr-FR"/>
               </w:rPr>
-              <w:t>class_weight est toujours preferable pour les arbres et SVM. L'oversampling cause des problemes de performance et de qualite</w:t>
+              <w:t>class</w:t>
+            </w:r>
+            <w:proofErr w:type="gramEnd"/>
+            <w:r>
+              <w:rPr>
+                <w:sz w:val="20"/>
+                <w:szCs w:val="20"/>
+                <w:lang w:val="fr-FR"/>
+              </w:rPr>
+              <w:t>_weight est toujours preferable pour les arbres et SVM. L'oversampling cause des problemes de performance et de qualite</w:t>
             </w:r>
           </w:p>
         </w:tc>
@@ -19430,7 +19994,21 @@
         <w:rPr>
           <w:lang w:val="fr-FR"/>
         </w:rPr>
-        <w:t>Utiliser un dataset avec un signal reel entre les capteurs et les pannes (ex: NASA CMAPS, CWRU Bearing Dataset)</w:t>
+        <w:t>Utiliser un dataset avec un signal reel entre les capteurs et les pannes (</w:t>
+      </w:r>
+      <w:proofErr w:type="gramStart"/>
+      <w:r>
+        <w:rPr>
+          <w:lang w:val="fr-FR"/>
+        </w:rPr>
+        <w:t>ex:</w:t>
+      </w:r>
+      <w:proofErr w:type="gramEnd"/>
+      <w:r>
+        <w:rPr>
+          <w:lang w:val="fr-FR"/>
+        </w:rPr>
+        <w:t xml:space="preserve"> NASA CMAPS, CWRU Bearing Dataset)</w:t>
       </w:r>
     </w:p>
     <w:p>
@@ -19892,8 +20470,17 @@
                 <w:sz w:val="20"/>
                 <w:szCs w:val="20"/>
               </w:rPr>
-              <w:t>dc_motor_fault_diagnosis_v7.ipynb</w:t>
-            </w:r>
+              <w:t>dc_motor_fault_diagnosis_v</w:t>
+            </w:r>
+            <w:proofErr w:type="gramStart"/>
+            <w:r>
+              <w:rPr>
+                <w:sz w:val="20"/>
+                <w:szCs w:val="20"/>
+              </w:rPr>
+              <w:t>7.ipynb</w:t>
+            </w:r>
+            <w:proofErr w:type="gramEnd"/>
           </w:p>
         </w:tc>
         <w:tc>
@@ -22653,13 +23240,41 @@
                 <w:lang w:val="fr-FR"/>
               </w:rPr>
             </w:pPr>
+            <w:proofErr w:type="gramStart"/>
             <w:r>
               <w:rPr>
                 <w:sz w:val="20"/>
                 <w:szCs w:val="20"/>
                 <w:lang w:val="fr-FR"/>
               </w:rPr>
-              <w:t>Macro: donne meme poids a chaque classe. Weighted: ponderee par le nombre d'echantillons</w:t>
+              <w:t>Macro:</w:t>
+            </w:r>
+            <w:proofErr w:type="gramEnd"/>
+            <w:r>
+              <w:rPr>
+                <w:sz w:val="20"/>
+                <w:szCs w:val="20"/>
+                <w:lang w:val="fr-FR"/>
+              </w:rPr>
+              <w:t xml:space="preserve"> donne meme poids a chaque classe. </w:t>
+            </w:r>
+            <w:proofErr w:type="gramStart"/>
+            <w:r>
+              <w:rPr>
+                <w:sz w:val="20"/>
+                <w:szCs w:val="20"/>
+                <w:lang w:val="fr-FR"/>
+              </w:rPr>
+              <w:t>Weighted:</w:t>
+            </w:r>
+            <w:proofErr w:type="gramEnd"/>
+            <w:r>
+              <w:rPr>
+                <w:sz w:val="20"/>
+                <w:szCs w:val="20"/>
+                <w:lang w:val="fr-FR"/>
+              </w:rPr>
+              <w:t xml:space="preserve"> ponderee par le nombre d'echantillons</w:t>
             </w:r>
           </w:p>
         </w:tc>
